--- a/Research_Paper.docx
+++ b/Research_Paper.docx
@@ -1539,9 +1539,108 @@
     <w:p>
       <w:pPr>
         <w:rPr>
-          <w:lang w:val="en-US"/>
-        </w:rPr>
-      </w:pPr>
+          <w:lang w:val="en-GB"/>
+        </w:rPr>
+      </w:pPr>
+      <w:r>
+        <w:rPr>
+          <w:lang w:val="en-GB"/>
+        </w:rPr>
+        <w:t>Filtering was implemented as the first stage of the pipeline to define population</w:t>
+      </w:r>
+    </w:p>
+    <w:p>
+      <w:pPr>
+        <w:rPr>
+          <w:lang w:val="en-GB"/>
+        </w:rPr>
+      </w:pPr>
+      <w:r>
+        <w:rPr>
+          <w:lang w:val="en-GB"/>
+        </w:rPr>
+        <w:t>Started from 13,941 ICU stays, exclusions resulted in:</w:t>
+      </w:r>
+    </w:p>
+    <w:p>
+      <w:pPr>
+        <w:pStyle w:val="ListParagraph"/>
+        <w:numPr>
+          <w:ilvl w:val="0"/>
+          <w:numId w:val="5"/>
+        </w:numPr>
+        <w:rPr>
+          <w:lang w:val="en-GB"/>
+        </w:rPr>
+      </w:pPr>
+      <w:r>
+        <w:rPr>
+          <w:lang w:val="en-GB"/>
+        </w:rPr>
+        <w:t>Age outside 0-18 years (n = 42)</w:t>
+      </w:r>
+    </w:p>
+    <w:p>
+      <w:pPr>
+        <w:pStyle w:val="ListParagraph"/>
+        <w:numPr>
+          <w:ilvl w:val="0"/>
+          <w:numId w:val="5"/>
+        </w:numPr>
+        <w:rPr>
+          <w:lang w:val="en-US"/>
+        </w:rPr>
+      </w:pPr>
+      <w:r>
+        <w:rPr>
+          <w:lang w:val="en-GB"/>
+        </w:rPr>
+        <w:t>Non first ICU admissions (n = 1,060)</w:t>
+      </w:r>
+    </w:p>
+    <w:p>
+      <w:pPr>
+        <w:pStyle w:val="ListParagraph"/>
+        <w:numPr>
+          <w:ilvl w:val="0"/>
+          <w:numId w:val="5"/>
+        </w:numPr>
+        <w:rPr>
+          <w:lang w:val="en-US"/>
+        </w:rPr>
+      </w:pPr>
+      <w:r>
+        <w:rPr>
+          <w:lang w:val="en-GB"/>
+        </w:rPr>
+        <w:t>ICU length of stay &lt; 6 hours (n=392)</w:t>
+      </w:r>
+    </w:p>
+    <w:p>
+      <w:pPr>
+        <w:rPr>
+          <w:lang w:val="en-US"/>
+        </w:rPr>
+      </w:pPr>
+      <w:r>
+        <w:rPr>
+          <w:lang w:val="en-US"/>
+        </w:rPr>
+        <w:t xml:space="preserve">This resulted in 12,447 final cohort stays. </w:t>
+      </w:r>
+    </w:p>
+    <w:p>
+      <w:pPr>
+        <w:rPr>
+          <w:lang w:val="en-US"/>
+        </w:rPr>
+      </w:pPr>
+      <w:r>
+        <w:rPr>
+          <w:lang w:val="en-US"/>
+        </w:rPr>
+        <w:t>4.3 Physiological Data Cleaning and Validation</w:t>
+      </w:r>
     </w:p>
     <w:p>
       <w:pPr>
@@ -1726,11 +1825,353 @@
       </w:rPr>
     </w:lvl>
   </w:abstractNum>
+  <w:abstractNum w:abstractNumId="2" w15:restartNumberingAfterBreak="0">
+    <w:nsid w:val="54306B98"/>
+    <w:multiLevelType w:val="hybridMultilevel"/>
+    <w:tmpl w:val="DEE46EC8"/>
+    <w:lvl w:ilvl="0" w:tplc="00000001">
+      <w:start w:val="1"/>
+      <w:numFmt w:val="bullet"/>
+      <w:lvlText w:val="•"/>
+      <w:lvlJc w:val="left"/>
+      <w:pPr>
+        <w:ind w:left="720" w:hanging="360"/>
+      </w:pPr>
+    </w:lvl>
+    <w:lvl w:ilvl="1" w:tplc="08090003" w:tentative="1">
+      <w:start w:val="1"/>
+      <w:numFmt w:val="bullet"/>
+      <w:lvlText w:val="o"/>
+      <w:lvlJc w:val="left"/>
+      <w:pPr>
+        <w:ind w:left="1440" w:hanging="360"/>
+      </w:pPr>
+      <w:rPr>
+        <w:rFonts w:ascii="Courier New" w:hAnsi="Courier New" w:cs="Courier New" w:hint="default"/>
+      </w:rPr>
+    </w:lvl>
+    <w:lvl w:ilvl="2" w:tplc="08090005" w:tentative="1">
+      <w:start w:val="1"/>
+      <w:numFmt w:val="bullet"/>
+      <w:lvlText w:val=""/>
+      <w:lvlJc w:val="left"/>
+      <w:pPr>
+        <w:ind w:left="2160" w:hanging="360"/>
+      </w:pPr>
+      <w:rPr>
+        <w:rFonts w:ascii="Wingdings" w:hAnsi="Wingdings" w:hint="default"/>
+      </w:rPr>
+    </w:lvl>
+    <w:lvl w:ilvl="3" w:tplc="08090001" w:tentative="1">
+      <w:start w:val="1"/>
+      <w:numFmt w:val="bullet"/>
+      <w:lvlText w:val=""/>
+      <w:lvlJc w:val="left"/>
+      <w:pPr>
+        <w:ind w:left="2880" w:hanging="360"/>
+      </w:pPr>
+      <w:rPr>
+        <w:rFonts w:ascii="Symbol" w:hAnsi="Symbol" w:hint="default"/>
+      </w:rPr>
+    </w:lvl>
+    <w:lvl w:ilvl="4" w:tplc="08090003" w:tentative="1">
+      <w:start w:val="1"/>
+      <w:numFmt w:val="bullet"/>
+      <w:lvlText w:val="o"/>
+      <w:lvlJc w:val="left"/>
+      <w:pPr>
+        <w:ind w:left="3600" w:hanging="360"/>
+      </w:pPr>
+      <w:rPr>
+        <w:rFonts w:ascii="Courier New" w:hAnsi="Courier New" w:cs="Courier New" w:hint="default"/>
+      </w:rPr>
+    </w:lvl>
+    <w:lvl w:ilvl="5" w:tplc="08090005" w:tentative="1">
+      <w:start w:val="1"/>
+      <w:numFmt w:val="bullet"/>
+      <w:lvlText w:val=""/>
+      <w:lvlJc w:val="left"/>
+      <w:pPr>
+        <w:ind w:left="4320" w:hanging="360"/>
+      </w:pPr>
+      <w:rPr>
+        <w:rFonts w:ascii="Wingdings" w:hAnsi="Wingdings" w:hint="default"/>
+      </w:rPr>
+    </w:lvl>
+    <w:lvl w:ilvl="6" w:tplc="08090001" w:tentative="1">
+      <w:start w:val="1"/>
+      <w:numFmt w:val="bullet"/>
+      <w:lvlText w:val=""/>
+      <w:lvlJc w:val="left"/>
+      <w:pPr>
+        <w:ind w:left="5040" w:hanging="360"/>
+      </w:pPr>
+      <w:rPr>
+        <w:rFonts w:ascii="Symbol" w:hAnsi="Symbol" w:hint="default"/>
+      </w:rPr>
+    </w:lvl>
+    <w:lvl w:ilvl="7" w:tplc="08090003" w:tentative="1">
+      <w:start w:val="1"/>
+      <w:numFmt w:val="bullet"/>
+      <w:lvlText w:val="o"/>
+      <w:lvlJc w:val="left"/>
+      <w:pPr>
+        <w:ind w:left="5760" w:hanging="360"/>
+      </w:pPr>
+      <w:rPr>
+        <w:rFonts w:ascii="Courier New" w:hAnsi="Courier New" w:cs="Courier New" w:hint="default"/>
+      </w:rPr>
+    </w:lvl>
+    <w:lvl w:ilvl="8" w:tplc="08090005" w:tentative="1">
+      <w:start w:val="1"/>
+      <w:numFmt w:val="bullet"/>
+      <w:lvlText w:val=""/>
+      <w:lvlJc w:val="left"/>
+      <w:pPr>
+        <w:ind w:left="6480" w:hanging="360"/>
+      </w:pPr>
+      <w:rPr>
+        <w:rFonts w:ascii="Wingdings" w:hAnsi="Wingdings" w:hint="default"/>
+      </w:rPr>
+    </w:lvl>
+  </w:abstractNum>
+  <w:abstractNum w:abstractNumId="3" w15:restartNumberingAfterBreak="0">
+    <w:nsid w:val="75B31905"/>
+    <w:multiLevelType w:val="hybridMultilevel"/>
+    <w:tmpl w:val="77A8CC82"/>
+    <w:lvl w:ilvl="0" w:tplc="0809000F">
+      <w:start w:val="1"/>
+      <w:numFmt w:val="decimal"/>
+      <w:lvlText w:val="%1."/>
+      <w:lvlJc w:val="left"/>
+      <w:pPr>
+        <w:ind w:left="720" w:hanging="360"/>
+      </w:pPr>
+    </w:lvl>
+    <w:lvl w:ilvl="1" w:tplc="FFFFFFFF" w:tentative="1">
+      <w:start w:val="1"/>
+      <w:numFmt w:val="bullet"/>
+      <w:lvlText w:val="o"/>
+      <w:lvlJc w:val="left"/>
+      <w:pPr>
+        <w:ind w:left="1440" w:hanging="360"/>
+      </w:pPr>
+      <w:rPr>
+        <w:rFonts w:ascii="Courier New" w:hAnsi="Courier New" w:cs="Courier New" w:hint="default"/>
+      </w:rPr>
+    </w:lvl>
+    <w:lvl w:ilvl="2" w:tplc="FFFFFFFF" w:tentative="1">
+      <w:start w:val="1"/>
+      <w:numFmt w:val="bullet"/>
+      <w:lvlText w:val=""/>
+      <w:lvlJc w:val="left"/>
+      <w:pPr>
+        <w:ind w:left="2160" w:hanging="360"/>
+      </w:pPr>
+      <w:rPr>
+        <w:rFonts w:ascii="Wingdings" w:hAnsi="Wingdings" w:hint="default"/>
+      </w:rPr>
+    </w:lvl>
+    <w:lvl w:ilvl="3" w:tplc="FFFFFFFF" w:tentative="1">
+      <w:start w:val="1"/>
+      <w:numFmt w:val="bullet"/>
+      <w:lvlText w:val=""/>
+      <w:lvlJc w:val="left"/>
+      <w:pPr>
+        <w:ind w:left="2880" w:hanging="360"/>
+      </w:pPr>
+      <w:rPr>
+        <w:rFonts w:ascii="Symbol" w:hAnsi="Symbol" w:hint="default"/>
+      </w:rPr>
+    </w:lvl>
+    <w:lvl w:ilvl="4" w:tplc="FFFFFFFF" w:tentative="1">
+      <w:start w:val="1"/>
+      <w:numFmt w:val="bullet"/>
+      <w:lvlText w:val="o"/>
+      <w:lvlJc w:val="left"/>
+      <w:pPr>
+        <w:ind w:left="3600" w:hanging="360"/>
+      </w:pPr>
+      <w:rPr>
+        <w:rFonts w:ascii="Courier New" w:hAnsi="Courier New" w:cs="Courier New" w:hint="default"/>
+      </w:rPr>
+    </w:lvl>
+    <w:lvl w:ilvl="5" w:tplc="FFFFFFFF" w:tentative="1">
+      <w:start w:val="1"/>
+      <w:numFmt w:val="bullet"/>
+      <w:lvlText w:val=""/>
+      <w:lvlJc w:val="left"/>
+      <w:pPr>
+        <w:ind w:left="4320" w:hanging="360"/>
+      </w:pPr>
+      <w:rPr>
+        <w:rFonts w:ascii="Wingdings" w:hAnsi="Wingdings" w:hint="default"/>
+      </w:rPr>
+    </w:lvl>
+    <w:lvl w:ilvl="6" w:tplc="FFFFFFFF" w:tentative="1">
+      <w:start w:val="1"/>
+      <w:numFmt w:val="bullet"/>
+      <w:lvlText w:val=""/>
+      <w:lvlJc w:val="left"/>
+      <w:pPr>
+        <w:ind w:left="5040" w:hanging="360"/>
+      </w:pPr>
+      <w:rPr>
+        <w:rFonts w:ascii="Symbol" w:hAnsi="Symbol" w:hint="default"/>
+      </w:rPr>
+    </w:lvl>
+    <w:lvl w:ilvl="7" w:tplc="FFFFFFFF" w:tentative="1">
+      <w:start w:val="1"/>
+      <w:numFmt w:val="bullet"/>
+      <w:lvlText w:val="o"/>
+      <w:lvlJc w:val="left"/>
+      <w:pPr>
+        <w:ind w:left="5760" w:hanging="360"/>
+      </w:pPr>
+      <w:rPr>
+        <w:rFonts w:ascii="Courier New" w:hAnsi="Courier New" w:cs="Courier New" w:hint="default"/>
+      </w:rPr>
+    </w:lvl>
+    <w:lvl w:ilvl="8" w:tplc="FFFFFFFF" w:tentative="1">
+      <w:start w:val="1"/>
+      <w:numFmt w:val="bullet"/>
+      <w:lvlText w:val=""/>
+      <w:lvlJc w:val="left"/>
+      <w:pPr>
+        <w:ind w:left="6480" w:hanging="360"/>
+      </w:pPr>
+      <w:rPr>
+        <w:rFonts w:ascii="Wingdings" w:hAnsi="Wingdings" w:hint="default"/>
+      </w:rPr>
+    </w:lvl>
+  </w:abstractNum>
+  <w:abstractNum w:abstractNumId="4" w15:restartNumberingAfterBreak="0">
+    <w:nsid w:val="7D155A13"/>
+    <w:multiLevelType w:val="hybridMultilevel"/>
+    <w:tmpl w:val="A7B0B500"/>
+    <w:lvl w:ilvl="0" w:tplc="4816E3AC">
+      <w:start w:val="1"/>
+      <w:numFmt w:val="bullet"/>
+      <w:lvlText w:val="–"/>
+      <w:lvlJc w:val="left"/>
+      <w:pPr>
+        <w:ind w:left="720" w:hanging="360"/>
+      </w:pPr>
+      <w:rPr>
+        <w:rFonts w:ascii="Times New Roman" w:hAnsi="Times New Roman" w:cs="Times New Roman" w:hint="default"/>
+      </w:rPr>
+    </w:lvl>
+    <w:lvl w:ilvl="1" w:tplc="FFFFFFFF" w:tentative="1">
+      <w:start w:val="1"/>
+      <w:numFmt w:val="bullet"/>
+      <w:lvlText w:val="o"/>
+      <w:lvlJc w:val="left"/>
+      <w:pPr>
+        <w:ind w:left="1440" w:hanging="360"/>
+      </w:pPr>
+      <w:rPr>
+        <w:rFonts w:ascii="Courier New" w:hAnsi="Courier New" w:cs="Courier New" w:hint="default"/>
+      </w:rPr>
+    </w:lvl>
+    <w:lvl w:ilvl="2" w:tplc="FFFFFFFF" w:tentative="1">
+      <w:start w:val="1"/>
+      <w:numFmt w:val="bullet"/>
+      <w:lvlText w:val=""/>
+      <w:lvlJc w:val="left"/>
+      <w:pPr>
+        <w:ind w:left="2160" w:hanging="360"/>
+      </w:pPr>
+      <w:rPr>
+        <w:rFonts w:ascii="Wingdings" w:hAnsi="Wingdings" w:hint="default"/>
+      </w:rPr>
+    </w:lvl>
+    <w:lvl w:ilvl="3" w:tplc="FFFFFFFF" w:tentative="1">
+      <w:start w:val="1"/>
+      <w:numFmt w:val="bullet"/>
+      <w:lvlText w:val=""/>
+      <w:lvlJc w:val="left"/>
+      <w:pPr>
+        <w:ind w:left="2880" w:hanging="360"/>
+      </w:pPr>
+      <w:rPr>
+        <w:rFonts w:ascii="Symbol" w:hAnsi="Symbol" w:hint="default"/>
+      </w:rPr>
+    </w:lvl>
+    <w:lvl w:ilvl="4" w:tplc="FFFFFFFF" w:tentative="1">
+      <w:start w:val="1"/>
+      <w:numFmt w:val="bullet"/>
+      <w:lvlText w:val="o"/>
+      <w:lvlJc w:val="left"/>
+      <w:pPr>
+        <w:ind w:left="3600" w:hanging="360"/>
+      </w:pPr>
+      <w:rPr>
+        <w:rFonts w:ascii="Courier New" w:hAnsi="Courier New" w:cs="Courier New" w:hint="default"/>
+      </w:rPr>
+    </w:lvl>
+    <w:lvl w:ilvl="5" w:tplc="FFFFFFFF" w:tentative="1">
+      <w:start w:val="1"/>
+      <w:numFmt w:val="bullet"/>
+      <w:lvlText w:val=""/>
+      <w:lvlJc w:val="left"/>
+      <w:pPr>
+        <w:ind w:left="4320" w:hanging="360"/>
+      </w:pPr>
+      <w:rPr>
+        <w:rFonts w:ascii="Wingdings" w:hAnsi="Wingdings" w:hint="default"/>
+      </w:rPr>
+    </w:lvl>
+    <w:lvl w:ilvl="6" w:tplc="FFFFFFFF" w:tentative="1">
+      <w:start w:val="1"/>
+      <w:numFmt w:val="bullet"/>
+      <w:lvlText w:val=""/>
+      <w:lvlJc w:val="left"/>
+      <w:pPr>
+        <w:ind w:left="5040" w:hanging="360"/>
+      </w:pPr>
+      <w:rPr>
+        <w:rFonts w:ascii="Symbol" w:hAnsi="Symbol" w:hint="default"/>
+      </w:rPr>
+    </w:lvl>
+    <w:lvl w:ilvl="7" w:tplc="FFFFFFFF" w:tentative="1">
+      <w:start w:val="1"/>
+      <w:numFmt w:val="bullet"/>
+      <w:lvlText w:val="o"/>
+      <w:lvlJc w:val="left"/>
+      <w:pPr>
+        <w:ind w:left="5760" w:hanging="360"/>
+      </w:pPr>
+      <w:rPr>
+        <w:rFonts w:ascii="Courier New" w:hAnsi="Courier New" w:cs="Courier New" w:hint="default"/>
+      </w:rPr>
+    </w:lvl>
+    <w:lvl w:ilvl="8" w:tplc="FFFFFFFF" w:tentative="1">
+      <w:start w:val="1"/>
+      <w:numFmt w:val="bullet"/>
+      <w:lvlText w:val=""/>
+      <w:lvlJc w:val="left"/>
+      <w:pPr>
+        <w:ind w:left="6480" w:hanging="360"/>
+      </w:pPr>
+      <w:rPr>
+        <w:rFonts w:ascii="Wingdings" w:hAnsi="Wingdings" w:hint="default"/>
+      </w:rPr>
+    </w:lvl>
+  </w:abstractNum>
   <w:num w:numId="1" w16cid:durableId="2019770750">
     <w:abstractNumId w:val="0"/>
   </w:num>
   <w:num w:numId="2" w16cid:durableId="645818826">
     <w:abstractNumId w:val="1"/>
+  </w:num>
+  <w:num w:numId="3" w16cid:durableId="1599171242">
+    <w:abstractNumId w:val="2"/>
+  </w:num>
+  <w:num w:numId="4" w16cid:durableId="230769973">
+    <w:abstractNumId w:val="3"/>
+  </w:num>
+  <w:num w:numId="5" w16cid:durableId="1730034833">
+    <w:abstractNumId w:val="4"/>
   </w:num>
 </w:numbering>
 </file>

--- a/Research_Paper.docx
+++ b/Research_Paper.docx
@@ -142,19 +142,7 @@
         <w:rPr>
           <w:lang w:val="en-US"/>
         </w:rPr>
-        <w:t xml:space="preserve">It contains 12881 patients and 13941 </w:t>
-      </w:r>
-      <w:r>
-        <w:rPr>
-          <w:lang w:val="en-US"/>
-        </w:rPr>
-        <w:t>intensive care unit</w:t>
-      </w:r>
-      <w:r>
-        <w:rPr>
-          <w:lang w:val="en-US"/>
-        </w:rPr>
-        <w:t xml:space="preserve"> (ICU) stays</w:t>
+        <w:t>It contains 12881 patients and 13941 intensive care unit (ICU) stays</w:t>
       </w:r>
       <w:r>
         <w:rPr>
@@ -1411,16 +1399,20 @@
               <w:rPr>
                 <w:lang w:val="en-GB"/>
               </w:rPr>
-              <w:t xml:space="preserve">Final </w:t>
+              <w:t>Final Coh</w:t>
             </w:r>
-            <w:proofErr w:type="spellStart"/>
             <w:r>
               <w:rPr>
                 <w:lang w:val="en-GB"/>
               </w:rPr>
-              <w:t>Cohurt</w:t>
+              <w:t>o</w:t>
             </w:r>
-            <w:proofErr w:type="spellEnd"/>
+            <w:r>
+              <w:rPr>
+                <w:lang w:val="en-GB"/>
+              </w:rPr>
+              <w:t>rt</w:t>
+            </w:r>
           </w:p>
         </w:tc>
         <w:tc>
@@ -1524,15 +1516,77 @@
     </w:p>
     <w:p>
       <w:pPr>
-        <w:rPr>
-          <w:lang w:val="en-GB"/>
-        </w:rPr>
-      </w:pPr>
-      <w:r>
-        <w:rPr>
+        <w:jc w:val="center"/>
+        <w:rPr>
+          <w:lang w:val="en-GB"/>
+        </w:rPr>
+      </w:pPr>
+      <w:r>
+        <w:rPr>
+          <w:noProof/>
           <w:lang w:val="en-GB"/>
         </w:rPr>
         <w:lastRenderedPageBreak/>
+        <w:drawing>
+          <wp:inline distT="0" distB="0" distL="0" distR="0" wp14:anchorId="688B3191" wp14:editId="42A42A80">
+            <wp:extent cx="1293541" cy="4114687"/>
+            <wp:effectExtent l="0" t="0" r="1905" b="635"/>
+            <wp:docPr id="1261654655" name="Picture 1"/>
+            <wp:cNvGraphicFramePr>
+              <a:graphicFrameLocks xmlns:a="http://schemas.openxmlformats.org/drawingml/2006/main" noChangeAspect="1"/>
+            </wp:cNvGraphicFramePr>
+            <a:graphic xmlns:a="http://schemas.openxmlformats.org/drawingml/2006/main">
+              <a:graphicData uri="http://schemas.openxmlformats.org/drawingml/2006/picture">
+                <pic:pic xmlns:pic="http://schemas.openxmlformats.org/drawingml/2006/picture">
+                  <pic:nvPicPr>
+                    <pic:cNvPr id="1261654655" name="Picture 1261654655"/>
+                    <pic:cNvPicPr/>
+                  </pic:nvPicPr>
+                  <pic:blipFill>
+                    <a:blip r:embed="rId5" cstate="print">
+                      <a:extLst>
+                        <a:ext uri="{28A0092B-C50C-407E-A947-70E740481C1C}">
+                          <a14:useLocalDpi xmlns:a14="http://schemas.microsoft.com/office/drawing/2010/main" val="0"/>
+                        </a:ext>
+                      </a:extLst>
+                    </a:blip>
+                    <a:stretch>
+                      <a:fillRect/>
+                    </a:stretch>
+                  </pic:blipFill>
+                  <pic:spPr>
+                    <a:xfrm>
+                      <a:off x="0" y="0"/>
+                      <a:ext cx="1311036" cy="4170338"/>
+                    </a:xfrm>
+                    <a:prstGeom prst="rect">
+                      <a:avLst/>
+                    </a:prstGeom>
+                  </pic:spPr>
+                </pic:pic>
+              </a:graphicData>
+            </a:graphic>
+          </wp:inline>
+        </w:drawing>
+      </w:r>
+    </w:p>
+    <w:p>
+      <w:pPr>
+        <w:rPr>
+          <w:lang w:val="en-GB"/>
+        </w:rPr>
+      </w:pPr>
+    </w:p>
+    <w:p>
+      <w:pPr>
+        <w:rPr>
+          <w:lang w:val="en-GB"/>
+        </w:rPr>
+      </w:pPr>
+      <w:r>
+        <w:rPr>
+          <w:lang w:val="en-GB"/>
+        </w:rPr>
         <w:t>4.2 Cohort Filtering</w:t>
       </w:r>
     </w:p>
@@ -1648,6 +1702,321 @@
           <w:lang w:val="en-US"/>
         </w:rPr>
       </w:pPr>
+      <w:r>
+        <w:rPr>
+          <w:lang w:val="en-US"/>
+        </w:rPr>
+        <w:t>The objective was to filter out</w:t>
+      </w:r>
+      <w:r>
+        <w:rPr>
+          <w:lang w:val="en-US"/>
+        </w:rPr>
+        <w:t xml:space="preserve"> implausible or</w:t>
+      </w:r>
+      <w:r>
+        <w:rPr>
+          <w:lang w:val="en-US"/>
+        </w:rPr>
+        <w:t xml:space="preserve"> unrealistic values </w:t>
+      </w:r>
+      <w:r>
+        <w:rPr>
+          <w:lang w:val="en-US"/>
+        </w:rPr>
+        <w:t>arising from</w:t>
+      </w:r>
+      <w:r>
+        <w:rPr>
+          <w:lang w:val="en-US"/>
+        </w:rPr>
+        <w:t xml:space="preserve"> measurement or data entry errors, without deleting extremely sick but real patient readings and preserving clinically valid extreme observations. Caps were set conservatively; for each variable upper and lower bounds were defined with </w:t>
+      </w:r>
+      <w:r>
+        <w:rPr>
+          <w:lang w:val="en-US"/>
+        </w:rPr>
+        <w:t>additional</w:t>
+      </w:r>
+      <w:r>
+        <w:rPr>
+          <w:lang w:val="en-US"/>
+        </w:rPr>
+        <w:t xml:space="preserve"> buffer </w:t>
+      </w:r>
+      <w:r>
+        <w:rPr>
+          <w:lang w:val="en-US"/>
+        </w:rPr>
+        <w:t xml:space="preserve">based on physiological feasibility and extreme literature reported </w:t>
+      </w:r>
+      <w:r>
+        <w:rPr>
+          <w:lang w:val="en-US"/>
+        </w:rPr>
+        <w:t xml:space="preserve">clinically documented readings. </w:t>
+      </w:r>
+      <w:r>
+        <w:rPr>
+          <w:lang w:val="en-US"/>
+        </w:rPr>
+        <w:br/>
+        <w:t>Values outside the bound were treated as missing during this stage rather than corrected</w:t>
+      </w:r>
+      <w:r>
+        <w:rPr>
+          <w:lang w:val="en-US"/>
+        </w:rPr>
+        <w:t>, to avoid</w:t>
+      </w:r>
+      <w:r>
+        <w:rPr>
+          <w:lang w:val="en-US"/>
+        </w:rPr>
+        <w:t xml:space="preserve"> distortion of further statistical summaries. </w:t>
+      </w:r>
+    </w:p>
+    <w:p>
+      <w:pPr>
+        <w:rPr>
+          <w:lang w:val="en-US"/>
+        </w:rPr>
+      </w:pPr>
+      <w:r>
+        <w:rPr>
+          <w:lang w:val="en-US"/>
+        </w:rPr>
+        <w:lastRenderedPageBreak/>
+        <w:t>Full variable constraints can be found in Appendix A.</w:t>
+      </w:r>
+    </w:p>
+    <w:p>
+      <w:pPr>
+        <w:rPr>
+          <w:lang w:val="en-US"/>
+        </w:rPr>
+      </w:pPr>
+      <w:r>
+        <w:rPr>
+          <w:lang w:val="en-US"/>
+        </w:rPr>
+        <w:t>4.3.1 Iterative corrections</w:t>
+      </w:r>
+    </w:p>
+    <w:p>
+      <w:pPr>
+        <w:rPr>
+          <w:lang w:val="en-US"/>
+        </w:rPr>
+      </w:pPr>
+      <w:r>
+        <w:rPr>
+          <w:lang w:val="en-US"/>
+        </w:rPr>
+        <w:t>During validation, major systematic data issues were identified and corrected:</w:t>
+      </w:r>
+    </w:p>
+    <w:p>
+      <w:pPr>
+        <w:pStyle w:val="ListParagraph"/>
+        <w:numPr>
+          <w:ilvl w:val="0"/>
+          <w:numId w:val="6"/>
+        </w:numPr>
+        <w:rPr>
+          <w:lang w:val="en-US"/>
+        </w:rPr>
+      </w:pPr>
+      <w:r>
+        <w:rPr>
+          <w:lang w:val="en-US"/>
+        </w:rPr>
+        <w:t xml:space="preserve">Hemoglobin unit mismatch: </w:t>
+      </w:r>
+    </w:p>
+    <w:p>
+      <w:pPr>
+        <w:pStyle w:val="ListParagraph"/>
+        <w:rPr>
+          <w:lang w:val="en-US"/>
+        </w:rPr>
+      </w:pPr>
+      <w:r>
+        <w:rPr>
+          <w:lang w:val="en-US"/>
+        </w:rPr>
+        <w:t xml:space="preserve">Values stored in g/L were wrongly evaluated against g/dL thresholds, leading to </w:t>
+      </w:r>
+      <w:r>
+        <w:rPr>
+          <w:lang w:val="en-US"/>
+        </w:rPr>
+        <w:t xml:space="preserve">invalidation (87.9% of values). </w:t>
+      </w:r>
+      <w:r>
+        <w:rPr>
+          <w:lang w:val="en-US"/>
+        </w:rPr>
+        <w:t>Corrected by applying</w:t>
+      </w:r>
+      <w:r>
+        <w:rPr>
+          <w:lang w:val="en-US"/>
+        </w:rPr>
+        <w:t xml:space="preserve"> conversion factor prior to validation </w:t>
+      </w:r>
+    </w:p>
+    <w:p>
+      <w:pPr>
+        <w:pStyle w:val="ListParagraph"/>
+        <w:numPr>
+          <w:ilvl w:val="0"/>
+          <w:numId w:val="6"/>
+        </w:numPr>
+        <w:rPr>
+          <w:lang w:val="en-US"/>
+        </w:rPr>
+      </w:pPr>
+      <w:r>
+        <w:rPr>
+          <w:lang w:val="en-US"/>
+        </w:rPr>
+        <w:t>Anion gap lower bound:</w:t>
+      </w:r>
+    </w:p>
+    <w:p>
+      <w:pPr>
+        <w:pStyle w:val="ListParagraph"/>
+        <w:rPr>
+          <w:lang w:val="en-US"/>
+        </w:rPr>
+      </w:pPr>
+      <w:r>
+        <w:rPr>
+          <w:lang w:val="en-US"/>
+        </w:rPr>
+        <w:t>The lower bound was revised from 0 to -5 mmol/L to account</w:t>
+      </w:r>
+      <w:r>
+        <w:rPr>
+          <w:lang w:val="en-US"/>
+        </w:rPr>
+        <w:t xml:space="preserve"> for</w:t>
+      </w:r>
+      <w:r>
+        <w:rPr>
+          <w:lang w:val="en-US"/>
+        </w:rPr>
+        <w:t xml:space="preserve"> errors in measurement</w:t>
+      </w:r>
+      <w:r>
+        <w:rPr>
+          <w:lang w:val="en-US"/>
+        </w:rPr>
+        <w:t xml:space="preserve"> and calculation inconsistencies</w:t>
+      </w:r>
+      <w:r>
+        <w:rPr>
+          <w:lang w:val="en-US"/>
+        </w:rPr>
+        <w:t>.</w:t>
+      </w:r>
+    </w:p>
+    <w:p>
+      <w:pPr>
+        <w:pStyle w:val="ListParagraph"/>
+        <w:numPr>
+          <w:ilvl w:val="0"/>
+          <w:numId w:val="6"/>
+        </w:numPr>
+        <w:rPr>
+          <w:lang w:val="en-US"/>
+        </w:rPr>
+      </w:pPr>
+      <w:r>
+        <w:rPr>
+          <w:lang w:val="en-US"/>
+        </w:rPr>
+        <w:t>SpO</w:t>
+      </w:r>
+      <w:r>
+        <w:rPr>
+          <w:vertAlign w:val="subscript"/>
+          <w:lang w:val="en-US"/>
+        </w:rPr>
+        <w:t xml:space="preserve">2 </w:t>
+      </w:r>
+      <w:r>
+        <w:rPr>
+          <w:lang w:val="en-US"/>
+        </w:rPr>
+        <w:t>upper bound:</w:t>
+      </w:r>
+    </w:p>
+    <w:p>
+      <w:pPr>
+        <w:pStyle w:val="ListParagraph"/>
+        <w:rPr>
+          <w:lang w:val="en-US"/>
+        </w:rPr>
+      </w:pPr>
+      <w:r>
+        <w:rPr>
+          <w:lang w:val="en-US"/>
+        </w:rPr>
+        <w:t>Cap was revised from 100.0 to 100.5% to account analyzer rounding artifacts.</w:t>
+      </w:r>
+    </w:p>
+    <w:p>
+      <w:pPr>
+        <w:rPr>
+          <w:lang w:val="en-US"/>
+        </w:rPr>
+      </w:pPr>
+      <w:r>
+        <w:rPr>
+          <w:lang w:val="en-US"/>
+        </w:rPr>
+        <w:t>Following</w:t>
+      </w:r>
+      <w:r>
+        <w:rPr>
+          <w:lang w:val="en-US"/>
+        </w:rPr>
+        <w:t xml:space="preserve"> these corrections, data quality </w:t>
+      </w:r>
+      <w:r>
+        <w:rPr>
+          <w:lang w:val="en-US"/>
+        </w:rPr>
+        <w:t>improved with negligible to none impact on valid observation</w:t>
+      </w:r>
+    </w:p>
+    <w:p>
+      <w:pPr>
+        <w:rPr>
+          <w:lang w:val="en-GB"/>
+        </w:rPr>
+      </w:pPr>
+      <w:r>
+        <w:rPr>
+          <w:lang w:val="en-GB"/>
+        </w:rPr>
+        <w:t>4.4 Feature extraction (First 24 hours)</w:t>
+      </w:r>
+    </w:p>
+    <w:p>
+      <w:pPr>
+        <w:rPr>
+          <w:lang w:val="en-GB"/>
+        </w:rPr>
+      </w:pPr>
+      <w:r>
+        <w:rPr>
+          <w:lang w:val="en-GB"/>
+        </w:rPr>
+        <w:t>Feature extraction was performed over a fixed 24-hour window following ICU admission, ensuring that all predictors precede the pr</w:t>
+      </w:r>
     </w:p>
     <w:sectPr>
       <w:pgSz w:w="11906" w:h="16838"/>
@@ -1716,6 +2085,60 @@
     </w:lvl>
   </w:abstractNum>
   <w:abstractNum w:abstractNumId="1" w15:restartNumberingAfterBreak="0">
+    <w:nsid w:val="00000002"/>
+    <w:multiLevelType w:val="hybridMultilevel"/>
+    <w:tmpl w:val="FFFFFFFF"/>
+    <w:lvl w:ilvl="0" w:tplc="00000065">
+      <w:start w:val="1"/>
+      <w:numFmt w:val="bullet"/>
+      <w:lvlText w:val="•"/>
+      <w:lvlJc w:val="left"/>
+      <w:pPr>
+        <w:ind w:left="720" w:hanging="360"/>
+      </w:pPr>
+    </w:lvl>
+    <w:lvl w:ilvl="1" w:tplc="FFFFFFFF">
+      <w:numFmt w:val="decimal"/>
+      <w:lvlText w:val=""/>
+      <w:lvlJc w:val="left"/>
+    </w:lvl>
+    <w:lvl w:ilvl="2" w:tplc="FFFFFFFF">
+      <w:numFmt w:val="decimal"/>
+      <w:lvlText w:val=""/>
+      <w:lvlJc w:val="left"/>
+    </w:lvl>
+    <w:lvl w:ilvl="3" w:tplc="FFFFFFFF">
+      <w:numFmt w:val="decimal"/>
+      <w:lvlText w:val=""/>
+      <w:lvlJc w:val="left"/>
+    </w:lvl>
+    <w:lvl w:ilvl="4" w:tplc="FFFFFFFF">
+      <w:numFmt w:val="decimal"/>
+      <w:lvlText w:val=""/>
+      <w:lvlJc w:val="left"/>
+    </w:lvl>
+    <w:lvl w:ilvl="5" w:tplc="FFFFFFFF">
+      <w:numFmt w:val="decimal"/>
+      <w:lvlText w:val=""/>
+      <w:lvlJc w:val="left"/>
+    </w:lvl>
+    <w:lvl w:ilvl="6" w:tplc="FFFFFFFF">
+      <w:numFmt w:val="decimal"/>
+      <w:lvlText w:val=""/>
+      <w:lvlJc w:val="left"/>
+    </w:lvl>
+    <w:lvl w:ilvl="7" w:tplc="FFFFFFFF">
+      <w:numFmt w:val="decimal"/>
+      <w:lvlText w:val=""/>
+      <w:lvlJc w:val="left"/>
+    </w:lvl>
+    <w:lvl w:ilvl="8" w:tplc="FFFFFFFF">
+      <w:numFmt w:val="decimal"/>
+      <w:lvlText w:val=""/>
+      <w:lvlJc w:val="left"/>
+    </w:lvl>
+  </w:abstractNum>
+  <w:abstractNum w:abstractNumId="2" w15:restartNumberingAfterBreak="0">
     <w:nsid w:val="3F770972"/>
     <w:multiLevelType w:val="hybridMultilevel"/>
     <w:tmpl w:val="01242538"/>
@@ -1825,7 +2248,7 @@
       </w:rPr>
     </w:lvl>
   </w:abstractNum>
-  <w:abstractNum w:abstractNumId="2" w15:restartNumberingAfterBreak="0">
+  <w:abstractNum w:abstractNumId="3" w15:restartNumberingAfterBreak="0">
     <w:nsid w:val="54306B98"/>
     <w:multiLevelType w:val="hybridMultilevel"/>
     <w:tmpl w:val="DEE46EC8"/>
@@ -1935,7 +2358,343 @@
       </w:rPr>
     </w:lvl>
   </w:abstractNum>
-  <w:abstractNum w:abstractNumId="3" w15:restartNumberingAfterBreak="0">
+  <w:abstractNum w:abstractNumId="4" w15:restartNumberingAfterBreak="0">
+    <w:nsid w:val="62674ECF"/>
+    <w:multiLevelType w:val="hybridMultilevel"/>
+    <w:tmpl w:val="3184F808"/>
+    <w:lvl w:ilvl="0" w:tplc="00000001">
+      <w:start w:val="1"/>
+      <w:numFmt w:val="bullet"/>
+      <w:lvlText w:val="•"/>
+      <w:lvlJc w:val="left"/>
+      <w:pPr>
+        <w:ind w:left="720" w:hanging="360"/>
+      </w:pPr>
+      <w:rPr>
+        <w:rFonts w:hint="default"/>
+      </w:rPr>
+    </w:lvl>
+    <w:lvl w:ilvl="1" w:tplc="08090003" w:tentative="1">
+      <w:start w:val="1"/>
+      <w:numFmt w:val="bullet"/>
+      <w:lvlText w:val="o"/>
+      <w:lvlJc w:val="left"/>
+      <w:pPr>
+        <w:ind w:left="1440" w:hanging="360"/>
+      </w:pPr>
+      <w:rPr>
+        <w:rFonts w:ascii="Courier New" w:hAnsi="Courier New" w:cs="Courier New" w:hint="default"/>
+      </w:rPr>
+    </w:lvl>
+    <w:lvl w:ilvl="2" w:tplc="08090005" w:tentative="1">
+      <w:start w:val="1"/>
+      <w:numFmt w:val="bullet"/>
+      <w:lvlText w:val=""/>
+      <w:lvlJc w:val="left"/>
+      <w:pPr>
+        <w:ind w:left="2160" w:hanging="360"/>
+      </w:pPr>
+      <w:rPr>
+        <w:rFonts w:ascii="Wingdings" w:hAnsi="Wingdings" w:hint="default"/>
+      </w:rPr>
+    </w:lvl>
+    <w:lvl w:ilvl="3" w:tplc="08090001" w:tentative="1">
+      <w:start w:val="1"/>
+      <w:numFmt w:val="bullet"/>
+      <w:lvlText w:val=""/>
+      <w:lvlJc w:val="left"/>
+      <w:pPr>
+        <w:ind w:left="2880" w:hanging="360"/>
+      </w:pPr>
+      <w:rPr>
+        <w:rFonts w:ascii="Symbol" w:hAnsi="Symbol" w:hint="default"/>
+      </w:rPr>
+    </w:lvl>
+    <w:lvl w:ilvl="4" w:tplc="08090003" w:tentative="1">
+      <w:start w:val="1"/>
+      <w:numFmt w:val="bullet"/>
+      <w:lvlText w:val="o"/>
+      <w:lvlJc w:val="left"/>
+      <w:pPr>
+        <w:ind w:left="3600" w:hanging="360"/>
+      </w:pPr>
+      <w:rPr>
+        <w:rFonts w:ascii="Courier New" w:hAnsi="Courier New" w:cs="Courier New" w:hint="default"/>
+      </w:rPr>
+    </w:lvl>
+    <w:lvl w:ilvl="5" w:tplc="08090005" w:tentative="1">
+      <w:start w:val="1"/>
+      <w:numFmt w:val="bullet"/>
+      <w:lvlText w:val=""/>
+      <w:lvlJc w:val="left"/>
+      <w:pPr>
+        <w:ind w:left="4320" w:hanging="360"/>
+      </w:pPr>
+      <w:rPr>
+        <w:rFonts w:ascii="Wingdings" w:hAnsi="Wingdings" w:hint="default"/>
+      </w:rPr>
+    </w:lvl>
+    <w:lvl w:ilvl="6" w:tplc="08090001" w:tentative="1">
+      <w:start w:val="1"/>
+      <w:numFmt w:val="bullet"/>
+      <w:lvlText w:val=""/>
+      <w:lvlJc w:val="left"/>
+      <w:pPr>
+        <w:ind w:left="5040" w:hanging="360"/>
+      </w:pPr>
+      <w:rPr>
+        <w:rFonts w:ascii="Symbol" w:hAnsi="Symbol" w:hint="default"/>
+      </w:rPr>
+    </w:lvl>
+    <w:lvl w:ilvl="7" w:tplc="08090003" w:tentative="1">
+      <w:start w:val="1"/>
+      <w:numFmt w:val="bullet"/>
+      <w:lvlText w:val="o"/>
+      <w:lvlJc w:val="left"/>
+      <w:pPr>
+        <w:ind w:left="5760" w:hanging="360"/>
+      </w:pPr>
+      <w:rPr>
+        <w:rFonts w:ascii="Courier New" w:hAnsi="Courier New" w:cs="Courier New" w:hint="default"/>
+      </w:rPr>
+    </w:lvl>
+    <w:lvl w:ilvl="8" w:tplc="08090005" w:tentative="1">
+      <w:start w:val="1"/>
+      <w:numFmt w:val="bullet"/>
+      <w:lvlText w:val=""/>
+      <w:lvlJc w:val="left"/>
+      <w:pPr>
+        <w:ind w:left="6480" w:hanging="360"/>
+      </w:pPr>
+      <w:rPr>
+        <w:rFonts w:ascii="Wingdings" w:hAnsi="Wingdings" w:hint="default"/>
+      </w:rPr>
+    </w:lvl>
+  </w:abstractNum>
+  <w:abstractNum w:abstractNumId="5" w15:restartNumberingAfterBreak="0">
+    <w:nsid w:val="664E067F"/>
+    <w:multiLevelType w:val="hybridMultilevel"/>
+    <w:tmpl w:val="B6AA2334"/>
+    <w:lvl w:ilvl="0" w:tplc="00000001">
+      <w:start w:val="1"/>
+      <w:numFmt w:val="bullet"/>
+      <w:lvlText w:val="•"/>
+      <w:lvlJc w:val="left"/>
+      <w:pPr>
+        <w:ind w:left="720" w:hanging="360"/>
+      </w:pPr>
+    </w:lvl>
+    <w:lvl w:ilvl="1" w:tplc="08090003" w:tentative="1">
+      <w:start w:val="1"/>
+      <w:numFmt w:val="bullet"/>
+      <w:lvlText w:val="o"/>
+      <w:lvlJc w:val="left"/>
+      <w:pPr>
+        <w:ind w:left="1440" w:hanging="360"/>
+      </w:pPr>
+      <w:rPr>
+        <w:rFonts w:ascii="Courier New" w:hAnsi="Courier New" w:cs="Courier New" w:hint="default"/>
+      </w:rPr>
+    </w:lvl>
+    <w:lvl w:ilvl="2" w:tplc="08090005" w:tentative="1">
+      <w:start w:val="1"/>
+      <w:numFmt w:val="bullet"/>
+      <w:lvlText w:val=""/>
+      <w:lvlJc w:val="left"/>
+      <w:pPr>
+        <w:ind w:left="2160" w:hanging="360"/>
+      </w:pPr>
+      <w:rPr>
+        <w:rFonts w:ascii="Wingdings" w:hAnsi="Wingdings" w:hint="default"/>
+      </w:rPr>
+    </w:lvl>
+    <w:lvl w:ilvl="3" w:tplc="08090001" w:tentative="1">
+      <w:start w:val="1"/>
+      <w:numFmt w:val="bullet"/>
+      <w:lvlText w:val=""/>
+      <w:lvlJc w:val="left"/>
+      <w:pPr>
+        <w:ind w:left="2880" w:hanging="360"/>
+      </w:pPr>
+      <w:rPr>
+        <w:rFonts w:ascii="Symbol" w:hAnsi="Symbol" w:hint="default"/>
+      </w:rPr>
+    </w:lvl>
+    <w:lvl w:ilvl="4" w:tplc="08090003" w:tentative="1">
+      <w:start w:val="1"/>
+      <w:numFmt w:val="bullet"/>
+      <w:lvlText w:val="o"/>
+      <w:lvlJc w:val="left"/>
+      <w:pPr>
+        <w:ind w:left="3600" w:hanging="360"/>
+      </w:pPr>
+      <w:rPr>
+        <w:rFonts w:ascii="Courier New" w:hAnsi="Courier New" w:cs="Courier New" w:hint="default"/>
+      </w:rPr>
+    </w:lvl>
+    <w:lvl w:ilvl="5" w:tplc="08090005" w:tentative="1">
+      <w:start w:val="1"/>
+      <w:numFmt w:val="bullet"/>
+      <w:lvlText w:val=""/>
+      <w:lvlJc w:val="left"/>
+      <w:pPr>
+        <w:ind w:left="4320" w:hanging="360"/>
+      </w:pPr>
+      <w:rPr>
+        <w:rFonts w:ascii="Wingdings" w:hAnsi="Wingdings" w:hint="default"/>
+      </w:rPr>
+    </w:lvl>
+    <w:lvl w:ilvl="6" w:tplc="08090001" w:tentative="1">
+      <w:start w:val="1"/>
+      <w:numFmt w:val="bullet"/>
+      <w:lvlText w:val=""/>
+      <w:lvlJc w:val="left"/>
+      <w:pPr>
+        <w:ind w:left="5040" w:hanging="360"/>
+      </w:pPr>
+      <w:rPr>
+        <w:rFonts w:ascii="Symbol" w:hAnsi="Symbol" w:hint="default"/>
+      </w:rPr>
+    </w:lvl>
+    <w:lvl w:ilvl="7" w:tplc="08090003" w:tentative="1">
+      <w:start w:val="1"/>
+      <w:numFmt w:val="bullet"/>
+      <w:lvlText w:val="o"/>
+      <w:lvlJc w:val="left"/>
+      <w:pPr>
+        <w:ind w:left="5760" w:hanging="360"/>
+      </w:pPr>
+      <w:rPr>
+        <w:rFonts w:ascii="Courier New" w:hAnsi="Courier New" w:cs="Courier New" w:hint="default"/>
+      </w:rPr>
+    </w:lvl>
+    <w:lvl w:ilvl="8" w:tplc="08090005" w:tentative="1">
+      <w:start w:val="1"/>
+      <w:numFmt w:val="bullet"/>
+      <w:lvlText w:val=""/>
+      <w:lvlJc w:val="left"/>
+      <w:pPr>
+        <w:ind w:left="6480" w:hanging="360"/>
+      </w:pPr>
+      <w:rPr>
+        <w:rFonts w:ascii="Wingdings" w:hAnsi="Wingdings" w:hint="default"/>
+      </w:rPr>
+    </w:lvl>
+  </w:abstractNum>
+  <w:abstractNum w:abstractNumId="6" w15:restartNumberingAfterBreak="0">
+    <w:nsid w:val="6E770E18"/>
+    <w:multiLevelType w:val="multilevel"/>
+    <w:tmpl w:val="BB9E0B6C"/>
+    <w:lvl w:ilvl="0">
+      <w:start w:val="4"/>
+      <w:numFmt w:val="decimal"/>
+      <w:lvlText w:val="%1"/>
+      <w:lvlJc w:val="left"/>
+      <w:pPr>
+        <w:ind w:left="360" w:hanging="360"/>
+      </w:pPr>
+      <w:rPr>
+        <w:rFonts w:hint="default"/>
+      </w:rPr>
+    </w:lvl>
+    <w:lvl w:ilvl="1">
+      <w:start w:val="4"/>
+      <w:numFmt w:val="decimal"/>
+      <w:lvlText w:val="%1.%2"/>
+      <w:lvlJc w:val="left"/>
+      <w:pPr>
+        <w:ind w:left="360" w:hanging="360"/>
+      </w:pPr>
+      <w:rPr>
+        <w:rFonts w:hint="default"/>
+      </w:rPr>
+    </w:lvl>
+    <w:lvl w:ilvl="2">
+      <w:start w:val="1"/>
+      <w:numFmt w:val="decimal"/>
+      <w:lvlText w:val="%1.%2.%3"/>
+      <w:lvlJc w:val="left"/>
+      <w:pPr>
+        <w:ind w:left="720" w:hanging="720"/>
+      </w:pPr>
+      <w:rPr>
+        <w:rFonts w:hint="default"/>
+      </w:rPr>
+    </w:lvl>
+    <w:lvl w:ilvl="3">
+      <w:start w:val="1"/>
+      <w:numFmt w:val="decimal"/>
+      <w:lvlText w:val="%1.%2.%3.%4"/>
+      <w:lvlJc w:val="left"/>
+      <w:pPr>
+        <w:ind w:left="1080" w:hanging="1080"/>
+      </w:pPr>
+      <w:rPr>
+        <w:rFonts w:hint="default"/>
+      </w:rPr>
+    </w:lvl>
+    <w:lvl w:ilvl="4">
+      <w:start w:val="1"/>
+      <w:numFmt w:val="decimal"/>
+      <w:lvlText w:val="%1.%2.%3.%4.%5"/>
+      <w:lvlJc w:val="left"/>
+      <w:pPr>
+        <w:ind w:left="1080" w:hanging="1080"/>
+      </w:pPr>
+      <w:rPr>
+        <w:rFonts w:hint="default"/>
+      </w:rPr>
+    </w:lvl>
+    <w:lvl w:ilvl="5">
+      <w:start w:val="1"/>
+      <w:numFmt w:val="decimal"/>
+      <w:lvlText w:val="%1.%2.%3.%4.%5.%6"/>
+      <w:lvlJc w:val="left"/>
+      <w:pPr>
+        <w:ind w:left="1440" w:hanging="1440"/>
+      </w:pPr>
+      <w:rPr>
+        <w:rFonts w:hint="default"/>
+      </w:rPr>
+    </w:lvl>
+    <w:lvl w:ilvl="6">
+      <w:start w:val="1"/>
+      <w:numFmt w:val="decimal"/>
+      <w:lvlText w:val="%1.%2.%3.%4.%5.%6.%7"/>
+      <w:lvlJc w:val="left"/>
+      <w:pPr>
+        <w:ind w:left="1440" w:hanging="1440"/>
+      </w:pPr>
+      <w:rPr>
+        <w:rFonts w:hint="default"/>
+      </w:rPr>
+    </w:lvl>
+    <w:lvl w:ilvl="7">
+      <w:start w:val="1"/>
+      <w:numFmt w:val="decimal"/>
+      <w:lvlText w:val="%1.%2.%3.%4.%5.%6.%7.%8"/>
+      <w:lvlJc w:val="left"/>
+      <w:pPr>
+        <w:ind w:left="1800" w:hanging="1800"/>
+      </w:pPr>
+      <w:rPr>
+        <w:rFonts w:hint="default"/>
+      </w:rPr>
+    </w:lvl>
+    <w:lvl w:ilvl="8">
+      <w:start w:val="1"/>
+      <w:numFmt w:val="decimal"/>
+      <w:lvlText w:val="%1.%2.%3.%4.%5.%6.%7.%8.%9"/>
+      <w:lvlJc w:val="left"/>
+      <w:pPr>
+        <w:ind w:left="1800" w:hanging="1800"/>
+      </w:pPr>
+      <w:rPr>
+        <w:rFonts w:hint="default"/>
+      </w:rPr>
+    </w:lvl>
+  </w:abstractNum>
+  <w:abstractNum w:abstractNumId="7" w15:restartNumberingAfterBreak="0">
     <w:nsid w:val="75B31905"/>
     <w:multiLevelType w:val="hybridMultilevel"/>
     <w:tmpl w:val="77A8CC82"/>
@@ -2045,7 +2804,7 @@
       </w:rPr>
     </w:lvl>
   </w:abstractNum>
-  <w:abstractNum w:abstractNumId="4" w15:restartNumberingAfterBreak="0">
+  <w:abstractNum w:abstractNumId="8" w15:restartNumberingAfterBreak="0">
     <w:nsid w:val="7D155A13"/>
     <w:multiLevelType w:val="hybridMultilevel"/>
     <w:tmpl w:val="A7B0B500"/>
@@ -2162,16 +2921,28 @@
     <w:abstractNumId w:val="0"/>
   </w:num>
   <w:num w:numId="2" w16cid:durableId="645818826">
+    <w:abstractNumId w:val="2"/>
+  </w:num>
+  <w:num w:numId="3" w16cid:durableId="1599171242">
+    <w:abstractNumId w:val="3"/>
+  </w:num>
+  <w:num w:numId="4" w16cid:durableId="230769973">
+    <w:abstractNumId w:val="7"/>
+  </w:num>
+  <w:num w:numId="5" w16cid:durableId="1730034833">
+    <w:abstractNumId w:val="8"/>
+  </w:num>
+  <w:num w:numId="6" w16cid:durableId="1953442280">
+    <w:abstractNumId w:val="4"/>
+  </w:num>
+  <w:num w:numId="7" w16cid:durableId="1685594795">
     <w:abstractNumId w:val="1"/>
   </w:num>
-  <w:num w:numId="3" w16cid:durableId="1599171242">
-    <w:abstractNumId w:val="2"/>
+  <w:num w:numId="8" w16cid:durableId="895706581">
+    <w:abstractNumId w:val="5"/>
   </w:num>
-  <w:num w:numId="4" w16cid:durableId="230769973">
-    <w:abstractNumId w:val="3"/>
-  </w:num>
-  <w:num w:numId="5" w16cid:durableId="1730034833">
-    <w:abstractNumId w:val="4"/>
+  <w:num w:numId="9" w16cid:durableId="1148209699">
+    <w:abstractNumId w:val="6"/>
   </w:num>
 </w:numbering>
 </file>

--- a/Research_Paper.docx
+++ b/Research_Paper.docx
@@ -719,9 +719,10 @@
     </w:p>
     <w:p>
       <w:pPr>
+        <w:pStyle w:val="NoSpacing"/>
         <w:numPr>
           <w:ilvl w:val="0"/>
-          <w:numId w:val="1"/>
+          <w:numId w:val="13"/>
         </w:numPr>
         <w:rPr>
           <w:lang w:val="en-GB"/>
@@ -752,9 +753,10 @@
     </w:p>
     <w:p>
       <w:pPr>
+        <w:pStyle w:val="NoSpacing"/>
         <w:numPr>
           <w:ilvl w:val="0"/>
-          <w:numId w:val="1"/>
+          <w:numId w:val="13"/>
         </w:numPr>
         <w:rPr>
           <w:lang w:val="en-GB"/>
@@ -785,9 +787,10 @@
     </w:p>
     <w:p>
       <w:pPr>
+        <w:pStyle w:val="NoSpacing"/>
         <w:numPr>
           <w:ilvl w:val="0"/>
-          <w:numId w:val="1"/>
+          <w:numId w:val="13"/>
         </w:numPr>
         <w:rPr>
           <w:lang w:val="en-GB"/>
@@ -818,9 +821,10 @@
     </w:p>
     <w:p>
       <w:pPr>
+        <w:pStyle w:val="NoSpacing"/>
         <w:numPr>
           <w:ilvl w:val="0"/>
-          <w:numId w:val="1"/>
+          <w:numId w:val="13"/>
         </w:numPr>
         <w:rPr>
           <w:lang w:val="en-GB"/>
@@ -851,10 +855,10 @@
     </w:p>
     <w:p>
       <w:pPr>
-        <w:pStyle w:val="ListParagraph"/>
+        <w:pStyle w:val="NoSpacing"/>
         <w:numPr>
           <w:ilvl w:val="0"/>
-          <w:numId w:val="1"/>
+          <w:numId w:val="13"/>
         </w:numPr>
         <w:rPr>
           <w:lang w:val="en-GB"/>
@@ -902,9 +906,10 @@
     </w:p>
     <w:p>
       <w:pPr>
+        <w:pStyle w:val="NoSpacing"/>
         <w:numPr>
           <w:ilvl w:val="0"/>
-          <w:numId w:val="1"/>
+          <w:numId w:val="14"/>
         </w:numPr>
         <w:rPr>
           <w:lang w:val="en-GB"/>
@@ -919,9 +924,10 @@
     </w:p>
     <w:p>
       <w:pPr>
+        <w:pStyle w:val="NoSpacing"/>
         <w:numPr>
           <w:ilvl w:val="0"/>
-          <w:numId w:val="1"/>
+          <w:numId w:val="14"/>
         </w:numPr>
         <w:rPr>
           <w:lang w:val="en-GB"/>
@@ -936,9 +942,10 @@
     </w:p>
     <w:p>
       <w:pPr>
+        <w:pStyle w:val="NoSpacing"/>
         <w:numPr>
           <w:ilvl w:val="0"/>
-          <w:numId w:val="1"/>
+          <w:numId w:val="14"/>
         </w:numPr>
         <w:rPr>
           <w:lang w:val="en-GB"/>
@@ -987,30 +994,14 @@
         <w:rPr>
           <w:lang w:val="en-GB"/>
         </w:rPr>
-        <w:t xml:space="preserve">The initial dataset consisted of 13,914 ICU stays and 12,881 unique </w:t>
-      </w:r>
-      <w:proofErr w:type="spellStart"/>
-      <w:r>
-        <w:rPr>
-          <w:lang w:val="en-GB"/>
-        </w:rPr>
-        <w:t>pediatric</w:t>
-      </w:r>
-      <w:proofErr w:type="spellEnd"/>
-      <w:r>
-        <w:rPr>
-          <w:lang w:val="en-GB"/>
-        </w:rPr>
-        <w:t xml:space="preserve"> patients. </w:t>
-      </w:r>
-      <w:proofErr w:type="spellStart"/>
-      <w:r>
-        <w:rPr>
-          <w:lang w:val="en-GB"/>
-        </w:rPr>
-        <w:t>Cohurt</w:t>
-      </w:r>
-      <w:proofErr w:type="spellEnd"/>
+        <w:t xml:space="preserve">The initial dataset consisted of 13,914 ICU stays and 12,881 unique pediatric patients. </w:t>
+      </w:r>
+      <w:r>
+        <w:rPr>
+          <w:lang w:val="en-GB"/>
+        </w:rPr>
+        <w:t>Cohort</w:t>
+      </w:r>
       <w:r>
         <w:rPr>
           <w:lang w:val="en-GB"/>
@@ -2017,6 +2008,672 @@
         </w:rPr>
         <w:t>Feature extraction was performed over a fixed 24-hour window following ICU admission, ensuring that all predictors precede the pr</w:t>
       </w:r>
+      <w:r>
+        <w:rPr>
+          <w:lang w:val="en-GB"/>
+        </w:rPr>
+        <w:t>ecede the prediction target. For each physiological variable, a set of statistical summaries was computed: maximum, minimum, mean, first recorded value and measurement count.</w:t>
+      </w:r>
+    </w:p>
+    <w:p>
+      <w:pPr>
+        <w:rPr>
+          <w:lang w:val="en-GB"/>
+        </w:rPr>
+      </w:pPr>
+      <w:r>
+        <w:rPr>
+          <w:lang w:val="en-GB"/>
+        </w:rPr>
+        <w:t xml:space="preserve">In addition, domain informed feature engineering included: </w:t>
+      </w:r>
+    </w:p>
+    <w:p>
+      <w:pPr>
+        <w:pStyle w:val="ListParagraph"/>
+        <w:numPr>
+          <w:ilvl w:val="0"/>
+          <w:numId w:val="10"/>
+        </w:numPr>
+        <w:rPr>
+          <w:lang w:val="en-GB"/>
+        </w:rPr>
+      </w:pPr>
+      <w:r>
+        <w:rPr>
+          <w:lang w:val="en-GB"/>
+        </w:rPr>
+        <w:t>Trend Features: difference between first and last values</w:t>
+      </w:r>
+    </w:p>
+    <w:p>
+      <w:pPr>
+        <w:pStyle w:val="ListParagraph"/>
+        <w:numPr>
+          <w:ilvl w:val="0"/>
+          <w:numId w:val="10"/>
+        </w:numPr>
+        <w:rPr>
+          <w:lang w:val="en-GB"/>
+        </w:rPr>
+      </w:pPr>
+      <w:r>
+        <w:rPr>
+          <w:lang w:val="en-GB"/>
+        </w:rPr>
+        <w:t>Derived metrics: shock index and mean arterial pressure</w:t>
+      </w:r>
+    </w:p>
+    <w:p>
+      <w:pPr>
+        <w:pStyle w:val="ListParagraph"/>
+        <w:numPr>
+          <w:ilvl w:val="0"/>
+          <w:numId w:val="10"/>
+        </w:numPr>
+        <w:rPr>
+          <w:lang w:val="en-GB"/>
+        </w:rPr>
+      </w:pPr>
+      <w:r>
+        <w:rPr>
+          <w:lang w:val="en-GB"/>
+        </w:rPr>
+        <w:t>Age-adjusted abnormality indicators for vital signs</w:t>
+      </w:r>
+    </w:p>
+    <w:p>
+      <w:pPr>
+        <w:pStyle w:val="ListParagraph"/>
+        <w:numPr>
+          <w:ilvl w:val="0"/>
+          <w:numId w:val="10"/>
+        </w:numPr>
+        <w:rPr>
+          <w:lang w:val="en-GB"/>
+        </w:rPr>
+      </w:pPr>
+      <w:r>
+        <w:rPr>
+          <w:lang w:val="en-GB"/>
+        </w:rPr>
+        <w:t>Fluid balance features: total input, urine output, net balance</w:t>
+      </w:r>
+    </w:p>
+    <w:p>
+      <w:pPr>
+        <w:pStyle w:val="ListParagraph"/>
+        <w:numPr>
+          <w:ilvl w:val="0"/>
+          <w:numId w:val="10"/>
+        </w:numPr>
+        <w:rPr>
+          <w:lang w:val="en-GB"/>
+        </w:rPr>
+      </w:pPr>
+      <w:r>
+        <w:rPr>
+          <w:lang w:val="en-GB"/>
+        </w:rPr>
+        <w:t>Infection-related features: antibiotic usage and microbiology events</w:t>
+      </w:r>
+    </w:p>
+    <w:p>
+      <w:pPr>
+        <w:pStyle w:val="ListParagraph"/>
+        <w:numPr>
+          <w:ilvl w:val="0"/>
+          <w:numId w:val="10"/>
+        </w:numPr>
+        <w:rPr>
+          <w:lang w:val="en-GB"/>
+        </w:rPr>
+      </w:pPr>
+      <w:r>
+        <w:rPr>
+          <w:lang w:val="en-GB"/>
+        </w:rPr>
+        <w:t>Symptom indicators: 31 binary features from EMR data</w:t>
+      </w:r>
+    </w:p>
+    <w:p>
+      <w:pPr>
+        <w:pStyle w:val="ListParagraph"/>
+        <w:numPr>
+          <w:ilvl w:val="0"/>
+          <w:numId w:val="10"/>
+        </w:numPr>
+        <w:rPr>
+          <w:lang w:val="en-GB"/>
+        </w:rPr>
+      </w:pPr>
+      <w:r>
+        <w:rPr>
+          <w:lang w:val="en-GB"/>
+        </w:rPr>
+        <w:t>Surgical context indicators</w:t>
+      </w:r>
+    </w:p>
+    <w:p>
+      <w:pPr>
+        <w:rPr>
+          <w:lang w:val="en-GB"/>
+        </w:rPr>
+      </w:pPr>
+      <w:r>
+        <w:rPr>
+          <w:lang w:val="en-GB"/>
+        </w:rPr>
+        <w:t>This stage produced 281 feature columns prior to filtering.</w:t>
+      </w:r>
+    </w:p>
+    <w:p>
+      <w:pPr>
+        <w:rPr>
+          <w:lang w:val="en-GB"/>
+        </w:rPr>
+      </w:pPr>
+      <w:r>
+        <w:rPr>
+          <w:lang w:val="en-GB"/>
+        </w:rPr>
+        <w:t>4.5 Sepsis Label Definition (Phoenix Criteria)</w:t>
+      </w:r>
+    </w:p>
+    <w:p>
+      <w:pPr>
+        <w:rPr>
+          <w:rStyle w:val="Emphasis"/>
+          <w:i w:val="0"/>
+          <w:iCs w:val="0"/>
+        </w:rPr>
+      </w:pPr>
+      <w:r>
+        <w:rPr>
+          <w:lang w:val="en-GB"/>
+        </w:rPr>
+        <w:t xml:space="preserve">Sepsis </w:t>
+      </w:r>
+      <w:proofErr w:type="gramStart"/>
+      <w:r>
+        <w:rPr>
+          <w:lang w:val="en-GB"/>
+        </w:rPr>
+        <w:t>label</w:t>
+      </w:r>
+      <w:proofErr w:type="gramEnd"/>
+      <w:r>
+        <w:rPr>
+          <w:lang w:val="en-GB"/>
+        </w:rPr>
+        <w:t xml:space="preserve"> were defined using the Phoenix pediatric sepsis criteria (</w:t>
+      </w:r>
+      <w:r>
+        <w:rPr>
+          <w:rStyle w:val="Emphasis"/>
+        </w:rPr>
+        <w:t>Sanchez-Pinto et al., 2024</w:t>
+      </w:r>
+      <w:r>
+        <w:rPr>
+          <w:rStyle w:val="Emphasis"/>
+        </w:rPr>
+        <w:t>).</w:t>
+      </w:r>
+      <w:r>
+        <w:rPr>
+          <w:rStyle w:val="Emphasis"/>
+          <w:i w:val="0"/>
+          <w:iCs w:val="0"/>
+        </w:rPr>
+        <w:t xml:space="preserve"> The Phoenix core score is composed of four organ systems; however, due to data limitations in PIC:</w:t>
+      </w:r>
+    </w:p>
+    <w:p>
+      <w:pPr>
+        <w:pStyle w:val="NoSpacing"/>
+        <w:numPr>
+          <w:ilvl w:val="0"/>
+          <w:numId w:val="12"/>
+        </w:numPr>
+        <w:rPr>
+          <w:lang w:val="en-GB"/>
+        </w:rPr>
+      </w:pPr>
+      <w:r>
+        <w:rPr>
+          <w:lang w:val="en-GB"/>
+        </w:rPr>
+        <w:t>Respiratory component was set to 0 (FiO</w:t>
+      </w:r>
+      <w:r>
+        <w:rPr>
+          <w:vertAlign w:val="subscript"/>
+          <w:lang w:val="en-GB"/>
+        </w:rPr>
+        <w:t xml:space="preserve">2 </w:t>
+      </w:r>
+      <w:r>
+        <w:rPr>
+          <w:lang w:val="en-GB"/>
+        </w:rPr>
+        <w:t>/ ventilation unavailable)</w:t>
+      </w:r>
+    </w:p>
+    <w:p>
+      <w:pPr>
+        <w:pStyle w:val="NoSpacing"/>
+        <w:numPr>
+          <w:ilvl w:val="0"/>
+          <w:numId w:val="12"/>
+        </w:numPr>
+        <w:rPr>
+          <w:lang w:val="en-GB"/>
+        </w:rPr>
+      </w:pPr>
+      <w:r>
+        <w:rPr>
+          <w:lang w:val="en-GB"/>
+        </w:rPr>
+        <w:t xml:space="preserve">Neurological component was set to 0 (GCS unavailable) </w:t>
+      </w:r>
+    </w:p>
+    <w:p>
+      <w:pPr>
+        <w:pStyle w:val="NoSpacing"/>
+      </w:pPr>
+      <w:r>
+        <w:rPr>
+          <w:lang w:val="en-GB"/>
+        </w:rPr>
+        <w:lastRenderedPageBreak/>
+        <w:t>The final label was defined as</w:t>
+      </w:r>
+      <w:r>
+        <w:rPr>
+          <w:lang w:val="en-GB"/>
+        </w:rPr>
+        <w:t xml:space="preserve"> sepsis in the </w:t>
+      </w:r>
+      <w:r>
+        <w:t>presence</w:t>
+      </w:r>
+      <w:r>
+        <w:t xml:space="preserve"> of suspected infection and a Phoenix score &gt;=2. Missing values were treated as contributing 0 points, consistent with the Phoenix framework.</w:t>
+      </w:r>
+    </w:p>
+    <w:p>
+      <w:pPr>
+        <w:pStyle w:val="NoSpacing"/>
+      </w:pPr>
+    </w:p>
+    <w:p>
+      <w:pPr>
+        <w:pStyle w:val="NoSpacing"/>
+      </w:pPr>
+      <w:r>
+        <w:t>Applying this definition resulted in 864 cases of sepsis (6.9% of the cohort), while 2,299 patients (18.5%) met criteria for suspected infection without sepsis. The remaining 9,284 patients (74.6%) showed no evidence of suspected infection.</w:t>
+      </w:r>
+    </w:p>
+    <w:p>
+      <w:pPr>
+        <w:pStyle w:val="NoSpacing"/>
+      </w:pPr>
+    </w:p>
+    <w:p>
+      <w:pPr>
+        <w:pStyle w:val="NoSpacing"/>
+      </w:pPr>
+      <w:r>
+        <w:t>4.6 Label Verification and Dataset Construction:</w:t>
+      </w:r>
+    </w:p>
+    <w:p>
+      <w:pPr>
+        <w:pStyle w:val="NoSpacing"/>
+      </w:pPr>
+      <w:r>
+        <w:t>A dedicated validation stage was implemented to ensure clinical consistency of the derived labels.</w:t>
+      </w:r>
+    </w:p>
+    <w:p>
+      <w:pPr>
+        <w:pStyle w:val="NoSpacing"/>
+      </w:pPr>
+      <w:r>
+        <w:t>Comparative analysis between sepsis and non-sepsis patients demonstrated expected clinical patterns:</w:t>
+      </w:r>
+    </w:p>
+    <w:p>
+      <w:pPr>
+        <w:pStyle w:val="NoSpacing"/>
+        <w:numPr>
+          <w:ilvl w:val="0"/>
+          <w:numId w:val="15"/>
+        </w:numPr>
+        <w:rPr>
+          <w:lang w:val="en-GB"/>
+        </w:rPr>
+      </w:pPr>
+      <w:r>
+        <w:rPr>
+          <w:lang w:val="en-GB"/>
+        </w:rPr>
+        <w:t>Higher lactate levels in sepsis</w:t>
+      </w:r>
+    </w:p>
+    <w:p>
+      <w:pPr>
+        <w:pStyle w:val="NoSpacing"/>
+        <w:numPr>
+          <w:ilvl w:val="0"/>
+          <w:numId w:val="15"/>
+        </w:numPr>
+        <w:rPr>
+          <w:lang w:val="en-GB"/>
+        </w:rPr>
+      </w:pPr>
+      <w:r>
+        <w:rPr>
+          <w:lang w:val="en-GB"/>
+        </w:rPr>
+        <w:t>Lower platelet counts</w:t>
+      </w:r>
+    </w:p>
+    <w:p>
+      <w:pPr>
+        <w:pStyle w:val="NoSpacing"/>
+        <w:numPr>
+          <w:ilvl w:val="0"/>
+          <w:numId w:val="15"/>
+        </w:numPr>
+        <w:rPr>
+          <w:lang w:val="en-GB"/>
+        </w:rPr>
+      </w:pPr>
+      <w:r>
+        <w:rPr>
+          <w:lang w:val="en-GB"/>
+        </w:rPr>
+        <w:t>Increased vasoactive medication use</w:t>
+      </w:r>
+    </w:p>
+    <w:p>
+      <w:pPr>
+        <w:pStyle w:val="NoSpacing"/>
+        <w:numPr>
+          <w:ilvl w:val="0"/>
+          <w:numId w:val="15"/>
+        </w:numPr>
+        <w:rPr>
+          <w:lang w:val="en-GB"/>
+        </w:rPr>
+      </w:pPr>
+      <w:r>
+        <w:rPr>
+          <w:lang w:val="en-GB"/>
+        </w:rPr>
+        <w:t>Higher mortality (18.1% vs 4.4%)</w:t>
+      </w:r>
+    </w:p>
+    <w:p>
+      <w:pPr>
+        <w:pStyle w:val="NoSpacing"/>
+        <w:rPr>
+          <w:lang w:val="en-GB"/>
+        </w:rPr>
+      </w:pPr>
+      <w:r>
+        <w:rPr>
+          <w:lang w:val="en-GB"/>
+        </w:rPr>
+        <w:t>Two datasets were constructed”</w:t>
+      </w:r>
+    </w:p>
+    <w:p>
+      <w:pPr>
+        <w:pStyle w:val="NoSpacing"/>
+        <w:numPr>
+          <w:ilvl w:val="0"/>
+          <w:numId w:val="16"/>
+        </w:numPr>
+        <w:rPr>
+          <w:lang w:val="en-GB"/>
+        </w:rPr>
+      </w:pPr>
+      <w:r>
+        <w:rPr>
+          <w:lang w:val="en-GB"/>
+        </w:rPr>
+        <w:t>Option A (full cohort): all patients</w:t>
+      </w:r>
+    </w:p>
+    <w:p>
+      <w:pPr>
+        <w:pStyle w:val="NoSpacing"/>
+        <w:numPr>
+          <w:ilvl w:val="0"/>
+          <w:numId w:val="16"/>
+        </w:numPr>
+        <w:rPr>
+          <w:lang w:val="en-GB"/>
+        </w:rPr>
+      </w:pPr>
+      <w:r>
+        <w:rPr>
+          <w:lang w:val="en-GB"/>
+        </w:rPr>
+        <w:t>Option B (infection only cohort): restricted to patients with suspected infection</w:t>
+      </w:r>
+    </w:p>
+    <w:p>
+      <w:pPr>
+        <w:pStyle w:val="NoSpacing"/>
+        <w:rPr>
+          <w:lang w:val="en-GB"/>
+        </w:rPr>
+      </w:pPr>
+      <w:r>
+        <w:rPr>
+          <w:lang w:val="en-GB"/>
+        </w:rPr>
+        <w:t xml:space="preserve">The infection only dataset (Option B) was selected as the primary dataset for downstream modelling, as it reflects </w:t>
+      </w:r>
+      <w:proofErr w:type="gramStart"/>
+      <w:r>
+        <w:rPr>
+          <w:lang w:val="en-GB"/>
+        </w:rPr>
+        <w:t>a  clinically</w:t>
+      </w:r>
+      <w:proofErr w:type="gramEnd"/>
+      <w:r>
+        <w:rPr>
+          <w:lang w:val="en-GB"/>
+        </w:rPr>
+        <w:t xml:space="preserve"> realistic decision setting.</w:t>
+      </w:r>
+    </w:p>
+    <w:p>
+      <w:pPr>
+        <w:pStyle w:val="NoSpacing"/>
+        <w:rPr>
+          <w:lang w:val="en-GB"/>
+        </w:rPr>
+      </w:pPr>
+    </w:p>
+    <w:p>
+      <w:pPr>
+        <w:pStyle w:val="NoSpacing"/>
+        <w:rPr>
+          <w:lang w:val="en-GB"/>
+        </w:rPr>
+      </w:pPr>
+      <w:r>
+        <w:rPr>
+          <w:lang w:val="en-GB"/>
+        </w:rPr>
+        <w:t>4.7 Train-Test Split and Imputation</w:t>
+      </w:r>
+    </w:p>
+    <w:p>
+      <w:pPr>
+        <w:pStyle w:val="NoSpacing"/>
+        <w:rPr>
+          <w:lang w:val="en-GB"/>
+        </w:rPr>
+      </w:pPr>
+      <w:r>
+        <w:rPr>
+          <w:lang w:val="en-GB"/>
+        </w:rPr>
+        <w:t>The dataset was split into training (80%) and testing (20%) sets using stratification to preserve class balance.</w:t>
+      </w:r>
+    </w:p>
+    <w:p>
+      <w:pPr>
+        <w:pStyle w:val="NoSpacing"/>
+        <w:rPr>
+          <w:lang w:val="en-GB"/>
+        </w:rPr>
+      </w:pPr>
+      <w:r>
+        <w:rPr>
+          <w:lang w:val="en-GB"/>
+        </w:rPr>
+        <w:t>For the primary dataset (Option B)</w:t>
+      </w:r>
+      <w:r>
+        <w:rPr>
+          <w:lang w:val="en-GB"/>
+        </w:rPr>
+        <w:t>, this resulted in 2,530 samples in the training set and 633 in the test set, with a consistent sepsis prevalence of 27.3% across both splits.</w:t>
+      </w:r>
+    </w:p>
+    <w:p>
+      <w:pPr>
+        <w:pStyle w:val="NoSpacing"/>
+        <w:rPr>
+          <w:lang w:val="en-GB"/>
+        </w:rPr>
+      </w:pPr>
+    </w:p>
+    <w:p>
+      <w:pPr>
+        <w:pStyle w:val="NoSpacing"/>
+        <w:rPr>
+          <w:lang w:val="en-GB"/>
+        </w:rPr>
+      </w:pPr>
+      <w:r>
+        <w:rPr>
+          <w:lang w:val="en-GB"/>
+        </w:rPr>
+        <w:t xml:space="preserve">Missing values were imputed using median values computed exclusively on the training set and applied to both splits, preventing data leakage. </w:t>
+      </w:r>
+    </w:p>
+    <w:p>
+      <w:pPr>
+        <w:pStyle w:val="NoSpacing"/>
+        <w:rPr>
+          <w:lang w:val="en-GB"/>
+        </w:rPr>
+      </w:pPr>
+      <w:r>
+        <w:rPr>
+          <w:lang w:val="en-GB"/>
+        </w:rPr>
+        <w:t>For variables with high missingness (&gt;20%), binary indicator features (_was_measured) were added to capture the clinical signal associated with test ordering.</w:t>
+      </w:r>
+    </w:p>
+    <w:p>
+      <w:pPr>
+        <w:pStyle w:val="NoSpacing"/>
+        <w:rPr>
+          <w:lang w:val="en-GB"/>
+        </w:rPr>
+      </w:pPr>
+      <w:r>
+        <w:rPr>
+          <w:lang w:val="en-GB"/>
+        </w:rPr>
+        <w:t>Additionally:</w:t>
+      </w:r>
+    </w:p>
+    <w:p>
+      <w:pPr>
+        <w:pStyle w:val="NoSpacing"/>
+        <w:numPr>
+          <w:ilvl w:val="0"/>
+          <w:numId w:val="17"/>
+        </w:numPr>
+        <w:rPr>
+          <w:lang w:val="en-GB"/>
+        </w:rPr>
+      </w:pPr>
+      <w:r>
+        <w:rPr>
+          <w:lang w:val="en-GB"/>
+        </w:rPr>
+        <w:t>Phoenix score components were removed from features to prevent label leakage</w:t>
+      </w:r>
+    </w:p>
+    <w:p>
+      <w:pPr>
+        <w:pStyle w:val="NoSpacing"/>
+        <w:numPr>
+          <w:ilvl w:val="0"/>
+          <w:numId w:val="17"/>
+        </w:numPr>
+        <w:rPr>
+          <w:lang w:val="en-GB"/>
+        </w:rPr>
+      </w:pPr>
+      <w:r>
+        <w:rPr>
+          <w:lang w:val="en-GB"/>
+        </w:rPr>
+        <w:t xml:space="preserve">Highly sparse variables </w:t>
+      </w:r>
+      <w:proofErr w:type="gramStart"/>
+      <w:r>
+        <w:rPr>
+          <w:lang w:val="en-GB"/>
+        </w:rPr>
+        <w:t>was</w:t>
+      </w:r>
+      <w:proofErr w:type="gramEnd"/>
+      <w:r>
+        <w:rPr>
+          <w:lang w:val="en-GB"/>
+        </w:rPr>
+        <w:t xml:space="preserve"> excluded </w:t>
+      </w:r>
+    </w:p>
+    <w:p>
+      <w:pPr>
+        <w:pStyle w:val="NoSpacing"/>
+        <w:numPr>
+          <w:ilvl w:val="0"/>
+          <w:numId w:val="17"/>
+        </w:numPr>
+        <w:rPr>
+          <w:lang w:val="en-GB"/>
+        </w:rPr>
+      </w:pPr>
+      <w:r>
+        <w:rPr>
+          <w:lang w:val="en-GB"/>
+        </w:rPr>
+        <w:t>Identifier columns were removed from model inputs</w:t>
+      </w:r>
+    </w:p>
+    <w:p>
+      <w:pPr>
+        <w:rPr>
+          <w:lang w:val="en-GB"/>
+        </w:rPr>
+      </w:pPr>
     </w:p>
     <w:sectPr>
       <w:pgSz w:w="11906" w:h="16838"/>
@@ -2139,6 +2796,345 @@
     </w:lvl>
   </w:abstractNum>
   <w:abstractNum w:abstractNumId="2" w15:restartNumberingAfterBreak="0">
+    <w:nsid w:val="116F7896"/>
+    <w:multiLevelType w:val="hybridMultilevel"/>
+    <w:tmpl w:val="D284A858"/>
+    <w:lvl w:ilvl="0" w:tplc="08090001">
+      <w:start w:val="1"/>
+      <w:numFmt w:val="bullet"/>
+      <w:lvlText w:val=""/>
+      <w:lvlJc w:val="left"/>
+      <w:pPr>
+        <w:ind w:left="720" w:hanging="360"/>
+      </w:pPr>
+      <w:rPr>
+        <w:rFonts w:ascii="Symbol" w:hAnsi="Symbol" w:hint="default"/>
+      </w:rPr>
+    </w:lvl>
+    <w:lvl w:ilvl="1" w:tplc="08090003" w:tentative="1">
+      <w:start w:val="1"/>
+      <w:numFmt w:val="bullet"/>
+      <w:lvlText w:val="o"/>
+      <w:lvlJc w:val="left"/>
+      <w:pPr>
+        <w:ind w:left="1440" w:hanging="360"/>
+      </w:pPr>
+      <w:rPr>
+        <w:rFonts w:ascii="Courier New" w:hAnsi="Courier New" w:cs="Courier New" w:hint="default"/>
+      </w:rPr>
+    </w:lvl>
+    <w:lvl w:ilvl="2" w:tplc="08090005" w:tentative="1">
+      <w:start w:val="1"/>
+      <w:numFmt w:val="bullet"/>
+      <w:lvlText w:val=""/>
+      <w:lvlJc w:val="left"/>
+      <w:pPr>
+        <w:ind w:left="2160" w:hanging="360"/>
+      </w:pPr>
+      <w:rPr>
+        <w:rFonts w:ascii="Wingdings" w:hAnsi="Wingdings" w:hint="default"/>
+      </w:rPr>
+    </w:lvl>
+    <w:lvl w:ilvl="3" w:tplc="08090001" w:tentative="1">
+      <w:start w:val="1"/>
+      <w:numFmt w:val="bullet"/>
+      <w:lvlText w:val=""/>
+      <w:lvlJc w:val="left"/>
+      <w:pPr>
+        <w:ind w:left="2880" w:hanging="360"/>
+      </w:pPr>
+      <w:rPr>
+        <w:rFonts w:ascii="Symbol" w:hAnsi="Symbol" w:hint="default"/>
+      </w:rPr>
+    </w:lvl>
+    <w:lvl w:ilvl="4" w:tplc="08090003" w:tentative="1">
+      <w:start w:val="1"/>
+      <w:numFmt w:val="bullet"/>
+      <w:lvlText w:val="o"/>
+      <w:lvlJc w:val="left"/>
+      <w:pPr>
+        <w:ind w:left="3600" w:hanging="360"/>
+      </w:pPr>
+      <w:rPr>
+        <w:rFonts w:ascii="Courier New" w:hAnsi="Courier New" w:cs="Courier New" w:hint="default"/>
+      </w:rPr>
+    </w:lvl>
+    <w:lvl w:ilvl="5" w:tplc="08090005" w:tentative="1">
+      <w:start w:val="1"/>
+      <w:numFmt w:val="bullet"/>
+      <w:lvlText w:val=""/>
+      <w:lvlJc w:val="left"/>
+      <w:pPr>
+        <w:ind w:left="4320" w:hanging="360"/>
+      </w:pPr>
+      <w:rPr>
+        <w:rFonts w:ascii="Wingdings" w:hAnsi="Wingdings" w:hint="default"/>
+      </w:rPr>
+    </w:lvl>
+    <w:lvl w:ilvl="6" w:tplc="08090001" w:tentative="1">
+      <w:start w:val="1"/>
+      <w:numFmt w:val="bullet"/>
+      <w:lvlText w:val=""/>
+      <w:lvlJc w:val="left"/>
+      <w:pPr>
+        <w:ind w:left="5040" w:hanging="360"/>
+      </w:pPr>
+      <w:rPr>
+        <w:rFonts w:ascii="Symbol" w:hAnsi="Symbol" w:hint="default"/>
+      </w:rPr>
+    </w:lvl>
+    <w:lvl w:ilvl="7" w:tplc="08090003" w:tentative="1">
+      <w:start w:val="1"/>
+      <w:numFmt w:val="bullet"/>
+      <w:lvlText w:val="o"/>
+      <w:lvlJc w:val="left"/>
+      <w:pPr>
+        <w:ind w:left="5760" w:hanging="360"/>
+      </w:pPr>
+      <w:rPr>
+        <w:rFonts w:ascii="Courier New" w:hAnsi="Courier New" w:cs="Courier New" w:hint="default"/>
+      </w:rPr>
+    </w:lvl>
+    <w:lvl w:ilvl="8" w:tplc="08090005" w:tentative="1">
+      <w:start w:val="1"/>
+      <w:numFmt w:val="bullet"/>
+      <w:lvlText w:val=""/>
+      <w:lvlJc w:val="left"/>
+      <w:pPr>
+        <w:ind w:left="6480" w:hanging="360"/>
+      </w:pPr>
+      <w:rPr>
+        <w:rFonts w:ascii="Wingdings" w:hAnsi="Wingdings" w:hint="default"/>
+      </w:rPr>
+    </w:lvl>
+  </w:abstractNum>
+  <w:abstractNum w:abstractNumId="3" w15:restartNumberingAfterBreak="0">
+    <w:nsid w:val="1FCD3DC1"/>
+    <w:multiLevelType w:val="hybridMultilevel"/>
+    <w:tmpl w:val="9FA2A134"/>
+    <w:lvl w:ilvl="0" w:tplc="08090001">
+      <w:start w:val="1"/>
+      <w:numFmt w:val="bullet"/>
+      <w:lvlText w:val=""/>
+      <w:lvlJc w:val="left"/>
+      <w:pPr>
+        <w:ind w:left="720" w:hanging="360"/>
+      </w:pPr>
+      <w:rPr>
+        <w:rFonts w:ascii="Symbol" w:hAnsi="Symbol" w:hint="default"/>
+      </w:rPr>
+    </w:lvl>
+    <w:lvl w:ilvl="1" w:tplc="08090003" w:tentative="1">
+      <w:start w:val="1"/>
+      <w:numFmt w:val="bullet"/>
+      <w:lvlText w:val="o"/>
+      <w:lvlJc w:val="left"/>
+      <w:pPr>
+        <w:ind w:left="1440" w:hanging="360"/>
+      </w:pPr>
+      <w:rPr>
+        <w:rFonts w:ascii="Courier New" w:hAnsi="Courier New" w:cs="Courier New" w:hint="default"/>
+      </w:rPr>
+    </w:lvl>
+    <w:lvl w:ilvl="2" w:tplc="08090005" w:tentative="1">
+      <w:start w:val="1"/>
+      <w:numFmt w:val="bullet"/>
+      <w:lvlText w:val=""/>
+      <w:lvlJc w:val="left"/>
+      <w:pPr>
+        <w:ind w:left="2160" w:hanging="360"/>
+      </w:pPr>
+      <w:rPr>
+        <w:rFonts w:ascii="Wingdings" w:hAnsi="Wingdings" w:hint="default"/>
+      </w:rPr>
+    </w:lvl>
+    <w:lvl w:ilvl="3" w:tplc="08090001" w:tentative="1">
+      <w:start w:val="1"/>
+      <w:numFmt w:val="bullet"/>
+      <w:lvlText w:val=""/>
+      <w:lvlJc w:val="left"/>
+      <w:pPr>
+        <w:ind w:left="2880" w:hanging="360"/>
+      </w:pPr>
+      <w:rPr>
+        <w:rFonts w:ascii="Symbol" w:hAnsi="Symbol" w:hint="default"/>
+      </w:rPr>
+    </w:lvl>
+    <w:lvl w:ilvl="4" w:tplc="08090003" w:tentative="1">
+      <w:start w:val="1"/>
+      <w:numFmt w:val="bullet"/>
+      <w:lvlText w:val="o"/>
+      <w:lvlJc w:val="left"/>
+      <w:pPr>
+        <w:ind w:left="3600" w:hanging="360"/>
+      </w:pPr>
+      <w:rPr>
+        <w:rFonts w:ascii="Courier New" w:hAnsi="Courier New" w:cs="Courier New" w:hint="default"/>
+      </w:rPr>
+    </w:lvl>
+    <w:lvl w:ilvl="5" w:tplc="08090005" w:tentative="1">
+      <w:start w:val="1"/>
+      <w:numFmt w:val="bullet"/>
+      <w:lvlText w:val=""/>
+      <w:lvlJc w:val="left"/>
+      <w:pPr>
+        <w:ind w:left="4320" w:hanging="360"/>
+      </w:pPr>
+      <w:rPr>
+        <w:rFonts w:ascii="Wingdings" w:hAnsi="Wingdings" w:hint="default"/>
+      </w:rPr>
+    </w:lvl>
+    <w:lvl w:ilvl="6" w:tplc="08090001" w:tentative="1">
+      <w:start w:val="1"/>
+      <w:numFmt w:val="bullet"/>
+      <w:lvlText w:val=""/>
+      <w:lvlJc w:val="left"/>
+      <w:pPr>
+        <w:ind w:left="5040" w:hanging="360"/>
+      </w:pPr>
+      <w:rPr>
+        <w:rFonts w:ascii="Symbol" w:hAnsi="Symbol" w:hint="default"/>
+      </w:rPr>
+    </w:lvl>
+    <w:lvl w:ilvl="7" w:tplc="08090003" w:tentative="1">
+      <w:start w:val="1"/>
+      <w:numFmt w:val="bullet"/>
+      <w:lvlText w:val="o"/>
+      <w:lvlJc w:val="left"/>
+      <w:pPr>
+        <w:ind w:left="5760" w:hanging="360"/>
+      </w:pPr>
+      <w:rPr>
+        <w:rFonts w:ascii="Courier New" w:hAnsi="Courier New" w:cs="Courier New" w:hint="default"/>
+      </w:rPr>
+    </w:lvl>
+    <w:lvl w:ilvl="8" w:tplc="08090005" w:tentative="1">
+      <w:start w:val="1"/>
+      <w:numFmt w:val="bullet"/>
+      <w:lvlText w:val=""/>
+      <w:lvlJc w:val="left"/>
+      <w:pPr>
+        <w:ind w:left="6480" w:hanging="360"/>
+      </w:pPr>
+      <w:rPr>
+        <w:rFonts w:ascii="Wingdings" w:hAnsi="Wingdings" w:hint="default"/>
+      </w:rPr>
+    </w:lvl>
+  </w:abstractNum>
+  <w:abstractNum w:abstractNumId="4" w15:restartNumberingAfterBreak="0">
+    <w:nsid w:val="2F516CA5"/>
+    <w:multiLevelType w:val="hybridMultilevel"/>
+    <w:tmpl w:val="AAF87742"/>
+    <w:lvl w:ilvl="0" w:tplc="08090001">
+      <w:start w:val="1"/>
+      <w:numFmt w:val="bullet"/>
+      <w:lvlText w:val=""/>
+      <w:lvlJc w:val="left"/>
+      <w:pPr>
+        <w:ind w:left="720" w:hanging="360"/>
+      </w:pPr>
+      <w:rPr>
+        <w:rFonts w:ascii="Symbol" w:hAnsi="Symbol" w:hint="default"/>
+      </w:rPr>
+    </w:lvl>
+    <w:lvl w:ilvl="1" w:tplc="08090003" w:tentative="1">
+      <w:start w:val="1"/>
+      <w:numFmt w:val="bullet"/>
+      <w:lvlText w:val="o"/>
+      <w:lvlJc w:val="left"/>
+      <w:pPr>
+        <w:ind w:left="1440" w:hanging="360"/>
+      </w:pPr>
+      <w:rPr>
+        <w:rFonts w:ascii="Courier New" w:hAnsi="Courier New" w:cs="Courier New" w:hint="default"/>
+      </w:rPr>
+    </w:lvl>
+    <w:lvl w:ilvl="2" w:tplc="08090005" w:tentative="1">
+      <w:start w:val="1"/>
+      <w:numFmt w:val="bullet"/>
+      <w:lvlText w:val=""/>
+      <w:lvlJc w:val="left"/>
+      <w:pPr>
+        <w:ind w:left="2160" w:hanging="360"/>
+      </w:pPr>
+      <w:rPr>
+        <w:rFonts w:ascii="Wingdings" w:hAnsi="Wingdings" w:hint="default"/>
+      </w:rPr>
+    </w:lvl>
+    <w:lvl w:ilvl="3" w:tplc="08090001" w:tentative="1">
+      <w:start w:val="1"/>
+      <w:numFmt w:val="bullet"/>
+      <w:lvlText w:val=""/>
+      <w:lvlJc w:val="left"/>
+      <w:pPr>
+        <w:ind w:left="2880" w:hanging="360"/>
+      </w:pPr>
+      <w:rPr>
+        <w:rFonts w:ascii="Symbol" w:hAnsi="Symbol" w:hint="default"/>
+      </w:rPr>
+    </w:lvl>
+    <w:lvl w:ilvl="4" w:tplc="08090003" w:tentative="1">
+      <w:start w:val="1"/>
+      <w:numFmt w:val="bullet"/>
+      <w:lvlText w:val="o"/>
+      <w:lvlJc w:val="left"/>
+      <w:pPr>
+        <w:ind w:left="3600" w:hanging="360"/>
+      </w:pPr>
+      <w:rPr>
+        <w:rFonts w:ascii="Courier New" w:hAnsi="Courier New" w:cs="Courier New" w:hint="default"/>
+      </w:rPr>
+    </w:lvl>
+    <w:lvl w:ilvl="5" w:tplc="08090005" w:tentative="1">
+      <w:start w:val="1"/>
+      <w:numFmt w:val="bullet"/>
+      <w:lvlText w:val=""/>
+      <w:lvlJc w:val="left"/>
+      <w:pPr>
+        <w:ind w:left="4320" w:hanging="360"/>
+      </w:pPr>
+      <w:rPr>
+        <w:rFonts w:ascii="Wingdings" w:hAnsi="Wingdings" w:hint="default"/>
+      </w:rPr>
+    </w:lvl>
+    <w:lvl w:ilvl="6" w:tplc="08090001" w:tentative="1">
+      <w:start w:val="1"/>
+      <w:numFmt w:val="bullet"/>
+      <w:lvlText w:val=""/>
+      <w:lvlJc w:val="left"/>
+      <w:pPr>
+        <w:ind w:left="5040" w:hanging="360"/>
+      </w:pPr>
+      <w:rPr>
+        <w:rFonts w:ascii="Symbol" w:hAnsi="Symbol" w:hint="default"/>
+      </w:rPr>
+    </w:lvl>
+    <w:lvl w:ilvl="7" w:tplc="08090003" w:tentative="1">
+      <w:start w:val="1"/>
+      <w:numFmt w:val="bullet"/>
+      <w:lvlText w:val="o"/>
+      <w:lvlJc w:val="left"/>
+      <w:pPr>
+        <w:ind w:left="5760" w:hanging="360"/>
+      </w:pPr>
+      <w:rPr>
+        <w:rFonts w:ascii="Courier New" w:hAnsi="Courier New" w:cs="Courier New" w:hint="default"/>
+      </w:rPr>
+    </w:lvl>
+    <w:lvl w:ilvl="8" w:tplc="08090005" w:tentative="1">
+      <w:start w:val="1"/>
+      <w:numFmt w:val="bullet"/>
+      <w:lvlText w:val=""/>
+      <w:lvlJc w:val="left"/>
+      <w:pPr>
+        <w:ind w:left="6480" w:hanging="360"/>
+      </w:pPr>
+      <w:rPr>
+        <w:rFonts w:ascii="Wingdings" w:hAnsi="Wingdings" w:hint="default"/>
+      </w:rPr>
+    </w:lvl>
+  </w:abstractNum>
+  <w:abstractNum w:abstractNumId="5" w15:restartNumberingAfterBreak="0">
     <w:nsid w:val="3F770972"/>
     <w:multiLevelType w:val="hybridMultilevel"/>
     <w:tmpl w:val="01242538"/>
@@ -2248,7 +3244,120 @@
       </w:rPr>
     </w:lvl>
   </w:abstractNum>
-  <w:abstractNum w:abstractNumId="3" w15:restartNumberingAfterBreak="0">
+  <w:abstractNum w:abstractNumId="6" w15:restartNumberingAfterBreak="0">
+    <w:nsid w:val="4EA26E08"/>
+    <w:multiLevelType w:val="hybridMultilevel"/>
+    <w:tmpl w:val="0CD83DB2"/>
+    <w:lvl w:ilvl="0" w:tplc="08090001">
+      <w:start w:val="1"/>
+      <w:numFmt w:val="bullet"/>
+      <w:lvlText w:val=""/>
+      <w:lvlJc w:val="left"/>
+      <w:pPr>
+        <w:ind w:left="720" w:hanging="360"/>
+      </w:pPr>
+      <w:rPr>
+        <w:rFonts w:ascii="Symbol" w:hAnsi="Symbol" w:hint="default"/>
+      </w:rPr>
+    </w:lvl>
+    <w:lvl w:ilvl="1" w:tplc="08090003" w:tentative="1">
+      <w:start w:val="1"/>
+      <w:numFmt w:val="bullet"/>
+      <w:lvlText w:val="o"/>
+      <w:lvlJc w:val="left"/>
+      <w:pPr>
+        <w:ind w:left="1440" w:hanging="360"/>
+      </w:pPr>
+      <w:rPr>
+        <w:rFonts w:ascii="Courier New" w:hAnsi="Courier New" w:cs="Courier New" w:hint="default"/>
+      </w:rPr>
+    </w:lvl>
+    <w:lvl w:ilvl="2" w:tplc="08090005" w:tentative="1">
+      <w:start w:val="1"/>
+      <w:numFmt w:val="bullet"/>
+      <w:lvlText w:val=""/>
+      <w:lvlJc w:val="left"/>
+      <w:pPr>
+        <w:ind w:left="2160" w:hanging="360"/>
+      </w:pPr>
+      <w:rPr>
+        <w:rFonts w:ascii="Wingdings" w:hAnsi="Wingdings" w:hint="default"/>
+      </w:rPr>
+    </w:lvl>
+    <w:lvl w:ilvl="3" w:tplc="08090001" w:tentative="1">
+      <w:start w:val="1"/>
+      <w:numFmt w:val="bullet"/>
+      <w:lvlText w:val=""/>
+      <w:lvlJc w:val="left"/>
+      <w:pPr>
+        <w:ind w:left="2880" w:hanging="360"/>
+      </w:pPr>
+      <w:rPr>
+        <w:rFonts w:ascii="Symbol" w:hAnsi="Symbol" w:hint="default"/>
+      </w:rPr>
+    </w:lvl>
+    <w:lvl w:ilvl="4" w:tplc="08090003" w:tentative="1">
+      <w:start w:val="1"/>
+      <w:numFmt w:val="bullet"/>
+      <w:lvlText w:val="o"/>
+      <w:lvlJc w:val="left"/>
+      <w:pPr>
+        <w:ind w:left="3600" w:hanging="360"/>
+      </w:pPr>
+      <w:rPr>
+        <w:rFonts w:ascii="Courier New" w:hAnsi="Courier New" w:cs="Courier New" w:hint="default"/>
+      </w:rPr>
+    </w:lvl>
+    <w:lvl w:ilvl="5" w:tplc="08090005" w:tentative="1">
+      <w:start w:val="1"/>
+      <w:numFmt w:val="bullet"/>
+      <w:lvlText w:val=""/>
+      <w:lvlJc w:val="left"/>
+      <w:pPr>
+        <w:ind w:left="4320" w:hanging="360"/>
+      </w:pPr>
+      <w:rPr>
+        <w:rFonts w:ascii="Wingdings" w:hAnsi="Wingdings" w:hint="default"/>
+      </w:rPr>
+    </w:lvl>
+    <w:lvl w:ilvl="6" w:tplc="08090001" w:tentative="1">
+      <w:start w:val="1"/>
+      <w:numFmt w:val="bullet"/>
+      <w:lvlText w:val=""/>
+      <w:lvlJc w:val="left"/>
+      <w:pPr>
+        <w:ind w:left="5040" w:hanging="360"/>
+      </w:pPr>
+      <w:rPr>
+        <w:rFonts w:ascii="Symbol" w:hAnsi="Symbol" w:hint="default"/>
+      </w:rPr>
+    </w:lvl>
+    <w:lvl w:ilvl="7" w:tplc="08090003" w:tentative="1">
+      <w:start w:val="1"/>
+      <w:numFmt w:val="bullet"/>
+      <w:lvlText w:val="o"/>
+      <w:lvlJc w:val="left"/>
+      <w:pPr>
+        <w:ind w:left="5760" w:hanging="360"/>
+      </w:pPr>
+      <w:rPr>
+        <w:rFonts w:ascii="Courier New" w:hAnsi="Courier New" w:cs="Courier New" w:hint="default"/>
+      </w:rPr>
+    </w:lvl>
+    <w:lvl w:ilvl="8" w:tplc="08090005" w:tentative="1">
+      <w:start w:val="1"/>
+      <w:numFmt w:val="bullet"/>
+      <w:lvlText w:val=""/>
+      <w:lvlJc w:val="left"/>
+      <w:pPr>
+        <w:ind w:left="6480" w:hanging="360"/>
+      </w:pPr>
+      <w:rPr>
+        <w:rFonts w:ascii="Wingdings" w:hAnsi="Wingdings" w:hint="default"/>
+      </w:rPr>
+    </w:lvl>
+  </w:abstractNum>
+  <w:abstractNum w:abstractNumId="7" w15:restartNumberingAfterBreak="0">
     <w:nsid w:val="54306B98"/>
     <w:multiLevelType w:val="hybridMultilevel"/>
     <w:tmpl w:val="DEE46EC8"/>
@@ -2358,7 +3467,7 @@
       </w:rPr>
     </w:lvl>
   </w:abstractNum>
-  <w:abstractNum w:abstractNumId="4" w15:restartNumberingAfterBreak="0">
+  <w:abstractNum w:abstractNumId="8" w15:restartNumberingAfterBreak="0">
     <w:nsid w:val="62674ECF"/>
     <w:multiLevelType w:val="hybridMultilevel"/>
     <w:tmpl w:val="3184F808"/>
@@ -2471,7 +3580,7 @@
       </w:rPr>
     </w:lvl>
   </w:abstractNum>
-  <w:abstractNum w:abstractNumId="5" w15:restartNumberingAfterBreak="0">
+  <w:abstractNum w:abstractNumId="9" w15:restartNumberingAfterBreak="0">
     <w:nsid w:val="664E067F"/>
     <w:multiLevelType w:val="hybridMultilevel"/>
     <w:tmpl w:val="B6AA2334"/>
@@ -2581,7 +3690,233 @@
       </w:rPr>
     </w:lvl>
   </w:abstractNum>
-  <w:abstractNum w:abstractNumId="6" w15:restartNumberingAfterBreak="0">
+  <w:abstractNum w:abstractNumId="10" w15:restartNumberingAfterBreak="0">
+    <w:nsid w:val="6BA146E4"/>
+    <w:multiLevelType w:val="hybridMultilevel"/>
+    <w:tmpl w:val="B47ECD40"/>
+    <w:lvl w:ilvl="0" w:tplc="08090001">
+      <w:start w:val="1"/>
+      <w:numFmt w:val="bullet"/>
+      <w:lvlText w:val=""/>
+      <w:lvlJc w:val="left"/>
+      <w:pPr>
+        <w:ind w:left="720" w:hanging="360"/>
+      </w:pPr>
+      <w:rPr>
+        <w:rFonts w:ascii="Symbol" w:hAnsi="Symbol" w:hint="default"/>
+      </w:rPr>
+    </w:lvl>
+    <w:lvl w:ilvl="1" w:tplc="08090003" w:tentative="1">
+      <w:start w:val="1"/>
+      <w:numFmt w:val="bullet"/>
+      <w:lvlText w:val="o"/>
+      <w:lvlJc w:val="left"/>
+      <w:pPr>
+        <w:ind w:left="1440" w:hanging="360"/>
+      </w:pPr>
+      <w:rPr>
+        <w:rFonts w:ascii="Courier New" w:hAnsi="Courier New" w:cs="Courier New" w:hint="default"/>
+      </w:rPr>
+    </w:lvl>
+    <w:lvl w:ilvl="2" w:tplc="08090005" w:tentative="1">
+      <w:start w:val="1"/>
+      <w:numFmt w:val="bullet"/>
+      <w:lvlText w:val=""/>
+      <w:lvlJc w:val="left"/>
+      <w:pPr>
+        <w:ind w:left="2160" w:hanging="360"/>
+      </w:pPr>
+      <w:rPr>
+        <w:rFonts w:ascii="Wingdings" w:hAnsi="Wingdings" w:hint="default"/>
+      </w:rPr>
+    </w:lvl>
+    <w:lvl w:ilvl="3" w:tplc="08090001" w:tentative="1">
+      <w:start w:val="1"/>
+      <w:numFmt w:val="bullet"/>
+      <w:lvlText w:val=""/>
+      <w:lvlJc w:val="left"/>
+      <w:pPr>
+        <w:ind w:left="2880" w:hanging="360"/>
+      </w:pPr>
+      <w:rPr>
+        <w:rFonts w:ascii="Symbol" w:hAnsi="Symbol" w:hint="default"/>
+      </w:rPr>
+    </w:lvl>
+    <w:lvl w:ilvl="4" w:tplc="08090003" w:tentative="1">
+      <w:start w:val="1"/>
+      <w:numFmt w:val="bullet"/>
+      <w:lvlText w:val="o"/>
+      <w:lvlJc w:val="left"/>
+      <w:pPr>
+        <w:ind w:left="3600" w:hanging="360"/>
+      </w:pPr>
+      <w:rPr>
+        <w:rFonts w:ascii="Courier New" w:hAnsi="Courier New" w:cs="Courier New" w:hint="default"/>
+      </w:rPr>
+    </w:lvl>
+    <w:lvl w:ilvl="5" w:tplc="08090005" w:tentative="1">
+      <w:start w:val="1"/>
+      <w:numFmt w:val="bullet"/>
+      <w:lvlText w:val=""/>
+      <w:lvlJc w:val="left"/>
+      <w:pPr>
+        <w:ind w:left="4320" w:hanging="360"/>
+      </w:pPr>
+      <w:rPr>
+        <w:rFonts w:ascii="Wingdings" w:hAnsi="Wingdings" w:hint="default"/>
+      </w:rPr>
+    </w:lvl>
+    <w:lvl w:ilvl="6" w:tplc="08090001" w:tentative="1">
+      <w:start w:val="1"/>
+      <w:numFmt w:val="bullet"/>
+      <w:lvlText w:val=""/>
+      <w:lvlJc w:val="left"/>
+      <w:pPr>
+        <w:ind w:left="5040" w:hanging="360"/>
+      </w:pPr>
+      <w:rPr>
+        <w:rFonts w:ascii="Symbol" w:hAnsi="Symbol" w:hint="default"/>
+      </w:rPr>
+    </w:lvl>
+    <w:lvl w:ilvl="7" w:tplc="08090003" w:tentative="1">
+      <w:start w:val="1"/>
+      <w:numFmt w:val="bullet"/>
+      <w:lvlText w:val="o"/>
+      <w:lvlJc w:val="left"/>
+      <w:pPr>
+        <w:ind w:left="5760" w:hanging="360"/>
+      </w:pPr>
+      <w:rPr>
+        <w:rFonts w:ascii="Courier New" w:hAnsi="Courier New" w:cs="Courier New" w:hint="default"/>
+      </w:rPr>
+    </w:lvl>
+    <w:lvl w:ilvl="8" w:tplc="08090005" w:tentative="1">
+      <w:start w:val="1"/>
+      <w:numFmt w:val="bullet"/>
+      <w:lvlText w:val=""/>
+      <w:lvlJc w:val="left"/>
+      <w:pPr>
+        <w:ind w:left="6480" w:hanging="360"/>
+      </w:pPr>
+      <w:rPr>
+        <w:rFonts w:ascii="Wingdings" w:hAnsi="Wingdings" w:hint="default"/>
+      </w:rPr>
+    </w:lvl>
+  </w:abstractNum>
+  <w:abstractNum w:abstractNumId="11" w15:restartNumberingAfterBreak="0">
+    <w:nsid w:val="6D8E30CD"/>
+    <w:multiLevelType w:val="hybridMultilevel"/>
+    <w:tmpl w:val="E96678E0"/>
+    <w:lvl w:ilvl="0" w:tplc="08090001">
+      <w:start w:val="1"/>
+      <w:numFmt w:val="bullet"/>
+      <w:lvlText w:val=""/>
+      <w:lvlJc w:val="left"/>
+      <w:pPr>
+        <w:ind w:left="720" w:hanging="360"/>
+      </w:pPr>
+      <w:rPr>
+        <w:rFonts w:ascii="Symbol" w:hAnsi="Symbol" w:hint="default"/>
+      </w:rPr>
+    </w:lvl>
+    <w:lvl w:ilvl="1" w:tplc="08090003" w:tentative="1">
+      <w:start w:val="1"/>
+      <w:numFmt w:val="bullet"/>
+      <w:lvlText w:val="o"/>
+      <w:lvlJc w:val="left"/>
+      <w:pPr>
+        <w:ind w:left="1440" w:hanging="360"/>
+      </w:pPr>
+      <w:rPr>
+        <w:rFonts w:ascii="Courier New" w:hAnsi="Courier New" w:cs="Courier New" w:hint="default"/>
+      </w:rPr>
+    </w:lvl>
+    <w:lvl w:ilvl="2" w:tplc="08090005" w:tentative="1">
+      <w:start w:val="1"/>
+      <w:numFmt w:val="bullet"/>
+      <w:lvlText w:val=""/>
+      <w:lvlJc w:val="left"/>
+      <w:pPr>
+        <w:ind w:left="2160" w:hanging="360"/>
+      </w:pPr>
+      <w:rPr>
+        <w:rFonts w:ascii="Wingdings" w:hAnsi="Wingdings" w:hint="default"/>
+      </w:rPr>
+    </w:lvl>
+    <w:lvl w:ilvl="3" w:tplc="08090001" w:tentative="1">
+      <w:start w:val="1"/>
+      <w:numFmt w:val="bullet"/>
+      <w:lvlText w:val=""/>
+      <w:lvlJc w:val="left"/>
+      <w:pPr>
+        <w:ind w:left="2880" w:hanging="360"/>
+      </w:pPr>
+      <w:rPr>
+        <w:rFonts w:ascii="Symbol" w:hAnsi="Symbol" w:hint="default"/>
+      </w:rPr>
+    </w:lvl>
+    <w:lvl w:ilvl="4" w:tplc="08090003" w:tentative="1">
+      <w:start w:val="1"/>
+      <w:numFmt w:val="bullet"/>
+      <w:lvlText w:val="o"/>
+      <w:lvlJc w:val="left"/>
+      <w:pPr>
+        <w:ind w:left="3600" w:hanging="360"/>
+      </w:pPr>
+      <w:rPr>
+        <w:rFonts w:ascii="Courier New" w:hAnsi="Courier New" w:cs="Courier New" w:hint="default"/>
+      </w:rPr>
+    </w:lvl>
+    <w:lvl w:ilvl="5" w:tplc="08090005" w:tentative="1">
+      <w:start w:val="1"/>
+      <w:numFmt w:val="bullet"/>
+      <w:lvlText w:val=""/>
+      <w:lvlJc w:val="left"/>
+      <w:pPr>
+        <w:ind w:left="4320" w:hanging="360"/>
+      </w:pPr>
+      <w:rPr>
+        <w:rFonts w:ascii="Wingdings" w:hAnsi="Wingdings" w:hint="default"/>
+      </w:rPr>
+    </w:lvl>
+    <w:lvl w:ilvl="6" w:tplc="08090001" w:tentative="1">
+      <w:start w:val="1"/>
+      <w:numFmt w:val="bullet"/>
+      <w:lvlText w:val=""/>
+      <w:lvlJc w:val="left"/>
+      <w:pPr>
+        <w:ind w:left="5040" w:hanging="360"/>
+      </w:pPr>
+      <w:rPr>
+        <w:rFonts w:ascii="Symbol" w:hAnsi="Symbol" w:hint="default"/>
+      </w:rPr>
+    </w:lvl>
+    <w:lvl w:ilvl="7" w:tplc="08090003" w:tentative="1">
+      <w:start w:val="1"/>
+      <w:numFmt w:val="bullet"/>
+      <w:lvlText w:val="o"/>
+      <w:lvlJc w:val="left"/>
+      <w:pPr>
+        <w:ind w:left="5760" w:hanging="360"/>
+      </w:pPr>
+      <w:rPr>
+        <w:rFonts w:ascii="Courier New" w:hAnsi="Courier New" w:cs="Courier New" w:hint="default"/>
+      </w:rPr>
+    </w:lvl>
+    <w:lvl w:ilvl="8" w:tplc="08090005" w:tentative="1">
+      <w:start w:val="1"/>
+      <w:numFmt w:val="bullet"/>
+      <w:lvlText w:val=""/>
+      <w:lvlJc w:val="left"/>
+      <w:pPr>
+        <w:ind w:left="6480" w:hanging="360"/>
+      </w:pPr>
+      <w:rPr>
+        <w:rFonts w:ascii="Wingdings" w:hAnsi="Wingdings" w:hint="default"/>
+      </w:rPr>
+    </w:lvl>
+  </w:abstractNum>
+  <w:abstractNum w:abstractNumId="12" w15:restartNumberingAfterBreak="0">
     <w:nsid w:val="6E770E18"/>
     <w:multiLevelType w:val="multilevel"/>
     <w:tmpl w:val="BB9E0B6C"/>
@@ -2694,7 +4029,120 @@
       </w:rPr>
     </w:lvl>
   </w:abstractNum>
-  <w:abstractNum w:abstractNumId="7" w15:restartNumberingAfterBreak="0">
+  <w:abstractNum w:abstractNumId="13" w15:restartNumberingAfterBreak="0">
+    <w:nsid w:val="74843B55"/>
+    <w:multiLevelType w:val="hybridMultilevel"/>
+    <w:tmpl w:val="E5A473E0"/>
+    <w:lvl w:ilvl="0" w:tplc="08090001">
+      <w:start w:val="1"/>
+      <w:numFmt w:val="bullet"/>
+      <w:lvlText w:val=""/>
+      <w:lvlJc w:val="left"/>
+      <w:pPr>
+        <w:ind w:left="720" w:hanging="360"/>
+      </w:pPr>
+      <w:rPr>
+        <w:rFonts w:ascii="Symbol" w:hAnsi="Symbol" w:hint="default"/>
+      </w:rPr>
+    </w:lvl>
+    <w:lvl w:ilvl="1" w:tplc="08090003" w:tentative="1">
+      <w:start w:val="1"/>
+      <w:numFmt w:val="bullet"/>
+      <w:lvlText w:val="o"/>
+      <w:lvlJc w:val="left"/>
+      <w:pPr>
+        <w:ind w:left="1440" w:hanging="360"/>
+      </w:pPr>
+      <w:rPr>
+        <w:rFonts w:ascii="Courier New" w:hAnsi="Courier New" w:cs="Courier New" w:hint="default"/>
+      </w:rPr>
+    </w:lvl>
+    <w:lvl w:ilvl="2" w:tplc="08090005" w:tentative="1">
+      <w:start w:val="1"/>
+      <w:numFmt w:val="bullet"/>
+      <w:lvlText w:val=""/>
+      <w:lvlJc w:val="left"/>
+      <w:pPr>
+        <w:ind w:left="2160" w:hanging="360"/>
+      </w:pPr>
+      <w:rPr>
+        <w:rFonts w:ascii="Wingdings" w:hAnsi="Wingdings" w:hint="default"/>
+      </w:rPr>
+    </w:lvl>
+    <w:lvl w:ilvl="3" w:tplc="08090001" w:tentative="1">
+      <w:start w:val="1"/>
+      <w:numFmt w:val="bullet"/>
+      <w:lvlText w:val=""/>
+      <w:lvlJc w:val="left"/>
+      <w:pPr>
+        <w:ind w:left="2880" w:hanging="360"/>
+      </w:pPr>
+      <w:rPr>
+        <w:rFonts w:ascii="Symbol" w:hAnsi="Symbol" w:hint="default"/>
+      </w:rPr>
+    </w:lvl>
+    <w:lvl w:ilvl="4" w:tplc="08090003" w:tentative="1">
+      <w:start w:val="1"/>
+      <w:numFmt w:val="bullet"/>
+      <w:lvlText w:val="o"/>
+      <w:lvlJc w:val="left"/>
+      <w:pPr>
+        <w:ind w:left="3600" w:hanging="360"/>
+      </w:pPr>
+      <w:rPr>
+        <w:rFonts w:ascii="Courier New" w:hAnsi="Courier New" w:cs="Courier New" w:hint="default"/>
+      </w:rPr>
+    </w:lvl>
+    <w:lvl w:ilvl="5" w:tplc="08090005" w:tentative="1">
+      <w:start w:val="1"/>
+      <w:numFmt w:val="bullet"/>
+      <w:lvlText w:val=""/>
+      <w:lvlJc w:val="left"/>
+      <w:pPr>
+        <w:ind w:left="4320" w:hanging="360"/>
+      </w:pPr>
+      <w:rPr>
+        <w:rFonts w:ascii="Wingdings" w:hAnsi="Wingdings" w:hint="default"/>
+      </w:rPr>
+    </w:lvl>
+    <w:lvl w:ilvl="6" w:tplc="08090001" w:tentative="1">
+      <w:start w:val="1"/>
+      <w:numFmt w:val="bullet"/>
+      <w:lvlText w:val=""/>
+      <w:lvlJc w:val="left"/>
+      <w:pPr>
+        <w:ind w:left="5040" w:hanging="360"/>
+      </w:pPr>
+      <w:rPr>
+        <w:rFonts w:ascii="Symbol" w:hAnsi="Symbol" w:hint="default"/>
+      </w:rPr>
+    </w:lvl>
+    <w:lvl w:ilvl="7" w:tplc="08090003" w:tentative="1">
+      <w:start w:val="1"/>
+      <w:numFmt w:val="bullet"/>
+      <w:lvlText w:val="o"/>
+      <w:lvlJc w:val="left"/>
+      <w:pPr>
+        <w:ind w:left="5760" w:hanging="360"/>
+      </w:pPr>
+      <w:rPr>
+        <w:rFonts w:ascii="Courier New" w:hAnsi="Courier New" w:cs="Courier New" w:hint="default"/>
+      </w:rPr>
+    </w:lvl>
+    <w:lvl w:ilvl="8" w:tplc="08090005" w:tentative="1">
+      <w:start w:val="1"/>
+      <w:numFmt w:val="bullet"/>
+      <w:lvlText w:val=""/>
+      <w:lvlJc w:val="left"/>
+      <w:pPr>
+        <w:ind w:left="6480" w:hanging="360"/>
+      </w:pPr>
+      <w:rPr>
+        <w:rFonts w:ascii="Wingdings" w:hAnsi="Wingdings" w:hint="default"/>
+      </w:rPr>
+    </w:lvl>
+  </w:abstractNum>
+  <w:abstractNum w:abstractNumId="14" w15:restartNumberingAfterBreak="0">
     <w:nsid w:val="75B31905"/>
     <w:multiLevelType w:val="hybridMultilevel"/>
     <w:tmpl w:val="77A8CC82"/>
@@ -2804,7 +4252,120 @@
       </w:rPr>
     </w:lvl>
   </w:abstractNum>
-  <w:abstractNum w:abstractNumId="8" w15:restartNumberingAfterBreak="0">
+  <w:abstractNum w:abstractNumId="15" w15:restartNumberingAfterBreak="0">
+    <w:nsid w:val="79E3450B"/>
+    <w:multiLevelType w:val="hybridMultilevel"/>
+    <w:tmpl w:val="0FF6C1A6"/>
+    <w:lvl w:ilvl="0" w:tplc="08090001">
+      <w:start w:val="1"/>
+      <w:numFmt w:val="bullet"/>
+      <w:lvlText w:val=""/>
+      <w:lvlJc w:val="left"/>
+      <w:pPr>
+        <w:ind w:left="720" w:hanging="360"/>
+      </w:pPr>
+      <w:rPr>
+        <w:rFonts w:ascii="Symbol" w:hAnsi="Symbol" w:hint="default"/>
+      </w:rPr>
+    </w:lvl>
+    <w:lvl w:ilvl="1" w:tplc="08090003" w:tentative="1">
+      <w:start w:val="1"/>
+      <w:numFmt w:val="bullet"/>
+      <w:lvlText w:val="o"/>
+      <w:lvlJc w:val="left"/>
+      <w:pPr>
+        <w:ind w:left="1440" w:hanging="360"/>
+      </w:pPr>
+      <w:rPr>
+        <w:rFonts w:ascii="Courier New" w:hAnsi="Courier New" w:cs="Courier New" w:hint="default"/>
+      </w:rPr>
+    </w:lvl>
+    <w:lvl w:ilvl="2" w:tplc="08090005" w:tentative="1">
+      <w:start w:val="1"/>
+      <w:numFmt w:val="bullet"/>
+      <w:lvlText w:val=""/>
+      <w:lvlJc w:val="left"/>
+      <w:pPr>
+        <w:ind w:left="2160" w:hanging="360"/>
+      </w:pPr>
+      <w:rPr>
+        <w:rFonts w:ascii="Wingdings" w:hAnsi="Wingdings" w:hint="default"/>
+      </w:rPr>
+    </w:lvl>
+    <w:lvl w:ilvl="3" w:tplc="08090001" w:tentative="1">
+      <w:start w:val="1"/>
+      <w:numFmt w:val="bullet"/>
+      <w:lvlText w:val=""/>
+      <w:lvlJc w:val="left"/>
+      <w:pPr>
+        <w:ind w:left="2880" w:hanging="360"/>
+      </w:pPr>
+      <w:rPr>
+        <w:rFonts w:ascii="Symbol" w:hAnsi="Symbol" w:hint="default"/>
+      </w:rPr>
+    </w:lvl>
+    <w:lvl w:ilvl="4" w:tplc="08090003" w:tentative="1">
+      <w:start w:val="1"/>
+      <w:numFmt w:val="bullet"/>
+      <w:lvlText w:val="o"/>
+      <w:lvlJc w:val="left"/>
+      <w:pPr>
+        <w:ind w:left="3600" w:hanging="360"/>
+      </w:pPr>
+      <w:rPr>
+        <w:rFonts w:ascii="Courier New" w:hAnsi="Courier New" w:cs="Courier New" w:hint="default"/>
+      </w:rPr>
+    </w:lvl>
+    <w:lvl w:ilvl="5" w:tplc="08090005" w:tentative="1">
+      <w:start w:val="1"/>
+      <w:numFmt w:val="bullet"/>
+      <w:lvlText w:val=""/>
+      <w:lvlJc w:val="left"/>
+      <w:pPr>
+        <w:ind w:left="4320" w:hanging="360"/>
+      </w:pPr>
+      <w:rPr>
+        <w:rFonts w:ascii="Wingdings" w:hAnsi="Wingdings" w:hint="default"/>
+      </w:rPr>
+    </w:lvl>
+    <w:lvl w:ilvl="6" w:tplc="08090001" w:tentative="1">
+      <w:start w:val="1"/>
+      <w:numFmt w:val="bullet"/>
+      <w:lvlText w:val=""/>
+      <w:lvlJc w:val="left"/>
+      <w:pPr>
+        <w:ind w:left="5040" w:hanging="360"/>
+      </w:pPr>
+      <w:rPr>
+        <w:rFonts w:ascii="Symbol" w:hAnsi="Symbol" w:hint="default"/>
+      </w:rPr>
+    </w:lvl>
+    <w:lvl w:ilvl="7" w:tplc="08090003" w:tentative="1">
+      <w:start w:val="1"/>
+      <w:numFmt w:val="bullet"/>
+      <w:lvlText w:val="o"/>
+      <w:lvlJc w:val="left"/>
+      <w:pPr>
+        <w:ind w:left="5760" w:hanging="360"/>
+      </w:pPr>
+      <w:rPr>
+        <w:rFonts w:ascii="Courier New" w:hAnsi="Courier New" w:cs="Courier New" w:hint="default"/>
+      </w:rPr>
+    </w:lvl>
+    <w:lvl w:ilvl="8" w:tplc="08090005" w:tentative="1">
+      <w:start w:val="1"/>
+      <w:numFmt w:val="bullet"/>
+      <w:lvlText w:val=""/>
+      <w:lvlJc w:val="left"/>
+      <w:pPr>
+        <w:ind w:left="6480" w:hanging="360"/>
+      </w:pPr>
+      <w:rPr>
+        <w:rFonts w:ascii="Wingdings" w:hAnsi="Wingdings" w:hint="default"/>
+      </w:rPr>
+    </w:lvl>
+  </w:abstractNum>
+  <w:abstractNum w:abstractNumId="16" w15:restartNumberingAfterBreak="0">
     <w:nsid w:val="7D155A13"/>
     <w:multiLevelType w:val="hybridMultilevel"/>
     <w:tmpl w:val="A7B0B500"/>
@@ -2921,28 +4482,52 @@
     <w:abstractNumId w:val="0"/>
   </w:num>
   <w:num w:numId="2" w16cid:durableId="645818826">
-    <w:abstractNumId w:val="2"/>
+    <w:abstractNumId w:val="5"/>
   </w:num>
   <w:num w:numId="3" w16cid:durableId="1599171242">
-    <w:abstractNumId w:val="3"/>
+    <w:abstractNumId w:val="7"/>
   </w:num>
   <w:num w:numId="4" w16cid:durableId="230769973">
-    <w:abstractNumId w:val="7"/>
+    <w:abstractNumId w:val="14"/>
   </w:num>
   <w:num w:numId="5" w16cid:durableId="1730034833">
-    <w:abstractNumId w:val="8"/>
+    <w:abstractNumId w:val="16"/>
   </w:num>
   <w:num w:numId="6" w16cid:durableId="1953442280">
-    <w:abstractNumId w:val="4"/>
+    <w:abstractNumId w:val="8"/>
   </w:num>
   <w:num w:numId="7" w16cid:durableId="1685594795">
     <w:abstractNumId w:val="1"/>
   </w:num>
   <w:num w:numId="8" w16cid:durableId="895706581">
-    <w:abstractNumId w:val="5"/>
+    <w:abstractNumId w:val="9"/>
   </w:num>
   <w:num w:numId="9" w16cid:durableId="1148209699">
+    <w:abstractNumId w:val="12"/>
+  </w:num>
+  <w:num w:numId="10" w16cid:durableId="246965415">
+    <w:abstractNumId w:val="3"/>
+  </w:num>
+  <w:num w:numId="11" w16cid:durableId="365906955">
+    <w:abstractNumId w:val="15"/>
+  </w:num>
+  <w:num w:numId="12" w16cid:durableId="691803623">
+    <w:abstractNumId w:val="13"/>
+  </w:num>
+  <w:num w:numId="13" w16cid:durableId="269170688">
+    <w:abstractNumId w:val="2"/>
+  </w:num>
+  <w:num w:numId="14" w16cid:durableId="1798912116">
+    <w:abstractNumId w:val="10"/>
+  </w:num>
+  <w:num w:numId="15" w16cid:durableId="620455643">
+    <w:abstractNumId w:val="4"/>
+  </w:num>
+  <w:num w:numId="16" w16cid:durableId="895817203">
     <w:abstractNumId w:val="6"/>
+  </w:num>
+  <w:num w:numId="17" w16cid:durableId="512187180">
+    <w:abstractNumId w:val="11"/>
   </w:num>
 </w:numbering>
 </file>
@@ -3375,7 +4960,6 @@
     <w:next w:val="Normal"/>
     <w:link w:val="Heading2Char"/>
     <w:uiPriority w:val="9"/>
-    <w:semiHidden/>
     <w:unhideWhenUsed/>
     <w:qFormat/>
     <w:rsid w:val="00C61F51"/>
@@ -3591,7 +5175,6 @@
     <w:basedOn w:val="DefaultParagraphFont"/>
     <w:link w:val="Heading2"/>
     <w:uiPriority w:val="9"/>
-    <w:semiHidden/>
     <w:rsid w:val="00C61F51"/>
     <w:rPr>
       <w:rFonts w:asciiTheme="majorHAnsi" w:eastAsiaTheme="majorEastAsia" w:hAnsiTheme="majorHAnsi" w:cstheme="majorBidi"/>
@@ -3892,6 +5475,26 @@
       <w:b/>
       <w:bCs/>
     </w:rPr>
+  </w:style>
+  <w:style w:type="character" w:styleId="Emphasis">
+    <w:name w:val="Emphasis"/>
+    <w:basedOn w:val="DefaultParagraphFont"/>
+    <w:uiPriority w:val="20"/>
+    <w:qFormat/>
+    <w:rsid w:val="006D39AA"/>
+    <w:rPr>
+      <w:i/>
+      <w:iCs/>
+    </w:rPr>
+  </w:style>
+  <w:style w:type="paragraph" w:styleId="NoSpacing">
+    <w:name w:val="No Spacing"/>
+    <w:uiPriority w:val="1"/>
+    <w:qFormat/>
+    <w:rsid w:val="009D5AFA"/>
+    <w:pPr>
+      <w:spacing w:after="0" w:line="240" w:lineRule="auto"/>
+    </w:pPr>
   </w:style>
 </w:styles>
 </file>

--- a/Research_Paper.docx
+++ b/Research_Paper.docx
@@ -1507,10 +1507,8 @@
     </w:p>
     <w:p>
       <w:pPr>
+        <w:keepNext/>
         <w:jc w:val="center"/>
-        <w:rPr>
-          <w:lang w:val="en-GB"/>
-        </w:rPr>
       </w:pPr>
       <w:r>
         <w:rPr>
@@ -1563,6 +1561,39 @@
     </w:p>
     <w:p>
       <w:pPr>
+        <w:pStyle w:val="Caption"/>
+        <w:jc w:val="center"/>
+        <w:rPr>
+          <w:lang w:val="en-GB"/>
+        </w:rPr>
+      </w:pPr>
+      <w:r>
+        <w:t xml:space="preserve">Figure </w:t>
+      </w:r>
+      <w:r>
+        <w:fldChar w:fldCharType="begin"/>
+      </w:r>
+      <w:r>
+        <w:instrText xml:space="preserve"> SEQ Figure \* ARABIC </w:instrText>
+      </w:r>
+      <w:r>
+        <w:fldChar w:fldCharType="separate"/>
+      </w:r>
+      <w:r>
+        <w:rPr>
+          <w:noProof/>
+        </w:rPr>
+        <w:t>1</w:t>
+      </w:r>
+      <w:r>
+        <w:fldChar w:fldCharType="end"/>
+      </w:r>
+      <w:r>
+        <w:t xml:space="preserve"> Dataset preprocessing pipeline</w:t>
+      </w:r>
+    </w:p>
+    <w:p>
+      <w:pPr>
         <w:rPr>
           <w:lang w:val="en-GB"/>
         </w:rPr>
@@ -2212,13 +2243,7 @@
         <w:rPr>
           <w:rStyle w:val="Emphasis"/>
         </w:rPr>
-        <w:t>Sanchez-Pinto et al., 2024</w:t>
-      </w:r>
-      <w:r>
-        <w:rPr>
-          <w:rStyle w:val="Emphasis"/>
-        </w:rPr>
-        <w:t>).</w:t>
+        <w:t>Sanchez-Pinto et al., 2024).</w:t>
       </w:r>
       <w:r>
         <w:rPr>
@@ -2633,16 +2658,14 @@
         <w:rPr>
           <w:lang w:val="en-GB"/>
         </w:rPr>
-        <w:t xml:space="preserve">Highly sparse variables </w:t>
-      </w:r>
-      <w:proofErr w:type="gramStart"/>
-      <w:r>
-        <w:rPr>
-          <w:lang w:val="en-GB"/>
-        </w:rPr>
-        <w:t>was</w:t>
-      </w:r>
-      <w:proofErr w:type="gramEnd"/>
+        <w:t>Highly sparse variables w</w:t>
+      </w:r>
+      <w:r>
+        <w:rPr>
+          <w:lang w:val="en-GB"/>
+        </w:rPr>
+        <w:t>ere</w:t>
+      </w:r>
       <w:r>
         <w:rPr>
           <w:lang w:val="en-GB"/>
@@ -2670,10 +2693,521 @@
     </w:p>
     <w:p>
       <w:pPr>
-        <w:rPr>
-          <w:lang w:val="en-GB"/>
-        </w:rPr>
-      </w:pPr>
+        <w:pStyle w:val="NoSpacing"/>
+        <w:rPr>
+          <w:lang w:val="en-GB"/>
+        </w:rPr>
+      </w:pPr>
+      <w:r>
+        <w:rPr>
+          <w:lang w:val="en-GB"/>
+        </w:rPr>
+        <w:t>The final model ready dataset has fully imputed feature matrices with consistent structure across training and test sets.</w:t>
+      </w:r>
+    </w:p>
+    <w:p>
+      <w:pPr>
+        <w:rPr>
+          <w:lang w:val="en-GB"/>
+        </w:rPr>
+      </w:pPr>
+    </w:p>
+    <w:p>
+      <w:pPr>
+        <w:rPr>
+          <w:lang w:val="en-GB"/>
+        </w:rPr>
+      </w:pPr>
+      <w:r>
+        <w:rPr>
+          <w:lang w:val="en-GB"/>
+        </w:rPr>
+        <w:br w:type="page"/>
+      </w:r>
+    </w:p>
+    <w:p>
+      <w:pPr>
+        <w:rPr>
+          <w:lang w:val="en-GB"/>
+        </w:rPr>
+      </w:pPr>
+      <w:r>
+        <w:rPr>
+          <w:lang w:val="en-GB"/>
+        </w:rPr>
+        <w:lastRenderedPageBreak/>
+        <w:t>Section 5- Experiments and Results</w:t>
+      </w:r>
+    </w:p>
+    <w:p>
+      <w:pPr>
+        <w:rPr>
+          <w:lang w:val="en-GB"/>
+        </w:rPr>
+      </w:pPr>
+      <w:r>
+        <w:rPr>
+          <w:lang w:val="en-GB"/>
+        </w:rPr>
+        <w:t>5.1 Experimental Setup</w:t>
+      </w:r>
+    </w:p>
+    <w:p>
+      <w:pPr>
+        <w:pStyle w:val="NoSpacing"/>
+        <w:rPr>
+          <w:lang w:val="en-GB"/>
+        </w:rPr>
+      </w:pPr>
+      <w:r>
+        <w:rPr>
+          <w:lang w:val="en-GB"/>
+        </w:rPr>
+        <w:t>All experiments were conducted on the Option B (infection only) cohort, comprising 2,530 training and 633 test samples with a sepsis prevalence of 27.3%.</w:t>
+      </w:r>
+    </w:p>
+    <w:p>
+      <w:pPr>
+        <w:pStyle w:val="NoSpacing"/>
+        <w:rPr>
+          <w:lang w:val="en-GB"/>
+        </w:rPr>
+      </w:pPr>
+      <w:r>
+        <w:rPr>
+          <w:lang w:val="en-GB"/>
+        </w:rPr>
+        <w:t>The dataset was split with stratification to preserve class balance across both sets.</w:t>
+      </w:r>
+    </w:p>
+    <w:p>
+      <w:pPr>
+        <w:rPr>
+          <w:lang w:val="en-GB"/>
+        </w:rPr>
+      </w:pPr>
+      <w:r>
+        <w:rPr>
+          <w:lang w:val="en-GB"/>
+        </w:rPr>
+        <w:t xml:space="preserve">Missing values were imputed using training set medians exclusively and applied to both partitions to prevent leakage. A StandardScaler was applied to numerical features; </w:t>
+      </w:r>
+      <w:r>
+        <w:rPr>
+          <w:lang w:val="en-GB"/>
+        </w:rPr>
+        <w:t>binary indicators for care unit and gender were excluded from scaling.</w:t>
+      </w:r>
+    </w:p>
+    <w:p>
+      <w:pPr>
+        <w:rPr>
+          <w:lang w:val="en-GB"/>
+        </w:rPr>
+      </w:pPr>
+      <w:r>
+        <w:rPr>
+          <w:lang w:val="en-GB"/>
+        </w:rPr>
+        <w:t>Class imbalance was addressed using inverse-prevalence class weights ({0:1, 1:2.7} for Option B), following a deliberate decision to avoid oversampling. t-SNE visualisations of both cohorts revealed considerable class overlap in the feature space, rendering SMOTE style synthesis inappropriate as it would generate synthetic minority samples in regions densely populated by the majority class.</w:t>
+      </w:r>
+    </w:p>
+    <w:p>
+      <w:pPr>
+        <w:rPr>
+          <w:lang w:val="en-GB"/>
+        </w:rPr>
+      </w:pPr>
+      <w:r>
+        <w:rPr>
+          <w:lang w:val="en-GB"/>
+        </w:rPr>
+        <w:t xml:space="preserve">All model training and evaluation was performed within a </w:t>
+      </w:r>
+      <w:proofErr w:type="spellStart"/>
+      <w:r>
+        <w:rPr>
+          <w:lang w:val="en-GB"/>
+        </w:rPr>
+        <w:t>conda</w:t>
+      </w:r>
+      <w:proofErr w:type="spellEnd"/>
+      <w:r>
+        <w:rPr>
+          <w:lang w:val="en-GB"/>
+        </w:rPr>
+        <w:t xml:space="preserve"> environment (Python 3.10) using </w:t>
+      </w:r>
+      <w:proofErr w:type="spellStart"/>
+      <w:r>
+        <w:rPr>
+          <w:lang w:val="en-GB"/>
+        </w:rPr>
+        <w:t>CatBoost</w:t>
+      </w:r>
+      <w:proofErr w:type="spellEnd"/>
+      <w:r>
+        <w:rPr>
+          <w:lang w:val="en-GB"/>
+        </w:rPr>
+        <w:t xml:space="preserve">, </w:t>
+      </w:r>
+      <w:proofErr w:type="spellStart"/>
+      <w:r>
+        <w:rPr>
+          <w:lang w:val="en-GB"/>
+        </w:rPr>
+        <w:t>XGBoost</w:t>
+      </w:r>
+      <w:proofErr w:type="spellEnd"/>
+      <w:r>
+        <w:rPr>
+          <w:lang w:val="en-GB"/>
+        </w:rPr>
+        <w:t xml:space="preserve">, </w:t>
+      </w:r>
+      <w:proofErr w:type="spellStart"/>
+      <w:r>
+        <w:rPr>
+          <w:lang w:val="en-GB"/>
+        </w:rPr>
+        <w:t>LightGBM</w:t>
+      </w:r>
+      <w:proofErr w:type="spellEnd"/>
+      <w:r>
+        <w:rPr>
+          <w:lang w:val="en-GB"/>
+        </w:rPr>
+        <w:t xml:space="preserve">, scikit-learn, and </w:t>
+      </w:r>
+      <w:proofErr w:type="spellStart"/>
+      <w:r>
+        <w:rPr>
+          <w:lang w:val="en-GB"/>
+        </w:rPr>
+        <w:t>Optuna</w:t>
+      </w:r>
+      <w:proofErr w:type="spellEnd"/>
+      <w:r>
+        <w:rPr>
+          <w:lang w:val="en-GB"/>
+        </w:rPr>
+        <w:t xml:space="preserve">. Five-fold stratified cross-validation was used during training to access generalisation prior to final test set evaluation. </w:t>
+      </w:r>
+    </w:p>
+    <w:p>
+      <w:pPr>
+        <w:rPr>
+          <w:lang w:val="en-GB"/>
+        </w:rPr>
+      </w:pPr>
+      <w:r>
+        <w:rPr>
+          <w:lang w:val="en-GB"/>
+        </w:rPr>
+        <w:t xml:space="preserve">5.2 Leakage investigation </w:t>
+      </w:r>
+    </w:p>
+    <w:p>
+      <w:pPr>
+        <w:rPr>
+          <w:lang w:val="en-GB"/>
+        </w:rPr>
+      </w:pPr>
+      <w:r>
+        <w:rPr>
+          <w:lang w:val="en-GB"/>
+        </w:rPr>
+        <w:t xml:space="preserve">Prior to model training, a systematic leakage audit was conducted across the 306 </w:t>
+      </w:r>
+      <w:proofErr w:type="gramStart"/>
+      <w:r>
+        <w:rPr>
+          <w:lang w:val="en-GB"/>
+        </w:rPr>
+        <w:t>feature</w:t>
+      </w:r>
+      <w:proofErr w:type="gramEnd"/>
+      <w:r>
+        <w:rPr>
+          <w:lang w:val="en-GB"/>
+        </w:rPr>
+        <w:t xml:space="preserve"> </w:t>
+      </w:r>
+      <w:proofErr w:type="gramStart"/>
+      <w:r>
+        <w:rPr>
+          <w:lang w:val="en-GB"/>
+        </w:rPr>
+        <w:t>pre cleaning</w:t>
+      </w:r>
+      <w:proofErr w:type="gramEnd"/>
+      <w:r>
+        <w:rPr>
+          <w:lang w:val="en-GB"/>
+        </w:rPr>
+        <w:t xml:space="preserve"> dataset. Four categories of potential leakage were identified and examined.</w:t>
+      </w:r>
+    </w:p>
+    <w:p>
+      <w:pPr>
+        <w:rPr>
+          <w:lang w:val="en-GB"/>
+        </w:rPr>
+      </w:pPr>
+      <w:r>
+        <w:rPr>
+          <w:lang w:val="en-GB"/>
+        </w:rPr>
+        <w:t xml:space="preserve">Measurement frequency features (_count columns, n=40) were found to be directly correlated with the Phoenix labelling process: patients flagged as septic had systematically higher measurement counts, as clinical urgency drives test ordering. Isolation AUROC of these 40 features alone reached 0.878, confirming circular information. All count features were excluded. </w:t>
+      </w:r>
+    </w:p>
+    <w:p>
+      <w:pPr>
+        <w:rPr>
+          <w:lang w:val="en-GB"/>
+        </w:rPr>
+      </w:pPr>
+      <w:r>
+        <w:rPr>
+          <w:lang w:val="en-GB"/>
+        </w:rPr>
+        <w:t xml:space="preserve">Vasoactive medication indicators (n=6 columns) were the most structurally leaky: 73.5% of sepsis patients received vasoactives compared to 23.7% of non-sepsis patients. </w:t>
+      </w:r>
+      <w:r>
+        <w:rPr>
+          <w:lang w:val="en-GB"/>
+        </w:rPr>
+        <w:t xml:space="preserve">Critically, these columns represent treatment decisions made in response to a </w:t>
+      </w:r>
+      <w:r>
+        <w:rPr>
+          <w:lang w:val="en-GB"/>
+        </w:rPr>
+        <w:t xml:space="preserve">deteriorating clinical state, not raw physiology, and are themselves components of the Phoenix cardiovascular score that defines the label. Isolation AUROC of 0.863 confirmed the severity of leakage. All six vasoactives columns were removed. </w:t>
+      </w:r>
+    </w:p>
+    <w:p>
+      <w:pPr>
+        <w:rPr>
+          <w:lang w:val="en-GB"/>
+        </w:rPr>
+      </w:pPr>
+      <w:r>
+        <w:rPr>
+          <w:lang w:val="en-GB"/>
+        </w:rPr>
+        <w:t>Trend features(n=16) and fluid balance variables (n=4) were assessed and retained. Trend features showed a maximum feature-label correlation of 0.159 and an isolation AUROC of 0.848, indicative of genuine physiological signal rather than circularity. Fluid balance features achieved an isolation AUROC of only 0.609, confirming minimal discriminative power and no leakage concern.</w:t>
+      </w:r>
+    </w:p>
+    <w:p>
+      <w:pPr>
+        <w:rPr>
+          <w:lang w:val="en-GB"/>
+        </w:rPr>
+      </w:pPr>
+      <w:r>
+        <w:rPr>
+          <w:lang w:val="en-GB"/>
+        </w:rPr>
+        <w:lastRenderedPageBreak/>
+        <w:t xml:space="preserve">Following removal of leaky features, the final clean feature set comprised 225 features. A post-cleaning clinical only isolation test on this reduced set achieved AUROC of 0.978 and AUPRC 0.950, confirming that the retained features carry strong legitimate predictive signal. </w:t>
+      </w:r>
+    </w:p>
+    <w:p>
+      <w:pPr>
+        <w:keepNext/>
+      </w:pPr>
+      <w:r>
+        <w:rPr>
+          <w:noProof/>
+          <w:lang w:val="en-GB"/>
+        </w:rPr>
+        <w:drawing>
+          <wp:inline distT="0" distB="0" distL="0" distR="0" wp14:anchorId="03673E75" wp14:editId="4D111A84">
+            <wp:extent cx="5731510" cy="2801620"/>
+            <wp:effectExtent l="0" t="0" r="0" b="5080"/>
+            <wp:docPr id="170088269" name="Picture 1"/>
+            <wp:cNvGraphicFramePr>
+              <a:graphicFrameLocks xmlns:a="http://schemas.openxmlformats.org/drawingml/2006/main" noChangeAspect="1"/>
+            </wp:cNvGraphicFramePr>
+            <a:graphic xmlns:a="http://schemas.openxmlformats.org/drawingml/2006/main">
+              <a:graphicData uri="http://schemas.openxmlformats.org/drawingml/2006/picture">
+                <pic:pic xmlns:pic="http://schemas.openxmlformats.org/drawingml/2006/picture">
+                  <pic:nvPicPr>
+                    <pic:cNvPr id="170088269" name="Picture 170088269"/>
+                    <pic:cNvPicPr/>
+                  </pic:nvPicPr>
+                  <pic:blipFill>
+                    <a:blip r:embed="rId6" cstate="print">
+                      <a:extLst>
+                        <a:ext uri="{28A0092B-C50C-407E-A947-70E740481C1C}">
+                          <a14:useLocalDpi xmlns:a14="http://schemas.microsoft.com/office/drawing/2010/main" val="0"/>
+                        </a:ext>
+                      </a:extLst>
+                    </a:blip>
+                    <a:stretch>
+                      <a:fillRect/>
+                    </a:stretch>
+                  </pic:blipFill>
+                  <pic:spPr>
+                    <a:xfrm>
+                      <a:off x="0" y="0"/>
+                      <a:ext cx="5731510" cy="2801620"/>
+                    </a:xfrm>
+                    <a:prstGeom prst="rect">
+                      <a:avLst/>
+                    </a:prstGeom>
+                  </pic:spPr>
+                </pic:pic>
+              </a:graphicData>
+            </a:graphic>
+          </wp:inline>
+        </w:drawing>
+      </w:r>
+    </w:p>
+    <w:p>
+      <w:pPr>
+        <w:pStyle w:val="Caption"/>
+        <w:rPr>
+          <w:lang w:val="en-GB"/>
+        </w:rPr>
+      </w:pPr>
+      <w:r>
+        <w:t xml:space="preserve">Figure </w:t>
+      </w:r>
+      <w:fldSimple w:instr=" SEQ Figure \* ARABIC ">
+        <w:r>
+          <w:rPr>
+            <w:noProof/>
+          </w:rPr>
+          <w:t>2</w:t>
+        </w:r>
+      </w:fldSimple>
+      <w:r>
+        <w:t xml:space="preserve"> Isolation AUROC values of each leakage group.</w:t>
+      </w:r>
+    </w:p>
+    <w:p>
+      <w:pPr>
+        <w:rPr>
+          <w:lang w:val="en-GB"/>
+        </w:rPr>
+      </w:pPr>
+      <w:r>
+        <w:rPr>
+          <w:lang w:val="en-GB"/>
+        </w:rPr>
+        <w:t xml:space="preserve">5.3 Baseline Model Comparison </w:t>
+      </w:r>
+    </w:p>
+    <w:p>
+      <w:pPr>
+        <w:rPr>
+          <w:lang w:val="en-GB"/>
+        </w:rPr>
+      </w:pPr>
+      <w:r>
+        <w:rPr>
+          <w:lang w:val="en-GB"/>
+        </w:rPr>
+        <w:t>We trained s</w:t>
+      </w:r>
+      <w:r>
+        <w:rPr>
+          <w:lang w:val="en-GB"/>
+        </w:rPr>
+        <w:t xml:space="preserve">ix classifiers on the </w:t>
+      </w:r>
+      <w:proofErr w:type="gramStart"/>
+      <w:r>
+        <w:rPr>
+          <w:lang w:val="en-GB"/>
+        </w:rPr>
+        <w:t>225 feature</w:t>
+      </w:r>
+      <w:proofErr w:type="gramEnd"/>
+      <w:r>
+        <w:rPr>
+          <w:lang w:val="en-GB"/>
+        </w:rPr>
+        <w:t xml:space="preserve"> clean dataset: </w:t>
+      </w:r>
+      <w:proofErr w:type="spellStart"/>
+      <w:r>
+        <w:rPr>
+          <w:lang w:val="en-GB"/>
+        </w:rPr>
+        <w:t>CatBoost</w:t>
+      </w:r>
+      <w:proofErr w:type="spellEnd"/>
+      <w:r>
+        <w:rPr>
+          <w:lang w:val="en-GB"/>
+        </w:rPr>
+        <w:t xml:space="preserve">, </w:t>
+      </w:r>
+      <w:proofErr w:type="spellStart"/>
+      <w:r>
+        <w:rPr>
+          <w:lang w:val="en-GB"/>
+        </w:rPr>
+        <w:t>XGBoost</w:t>
+      </w:r>
+      <w:proofErr w:type="spellEnd"/>
+      <w:r>
+        <w:rPr>
+          <w:lang w:val="en-GB"/>
+        </w:rPr>
+        <w:t xml:space="preserve">, </w:t>
+      </w:r>
+      <w:proofErr w:type="spellStart"/>
+      <w:r>
+        <w:rPr>
+          <w:lang w:val="en-GB"/>
+        </w:rPr>
+        <w:t>LightGBM</w:t>
+      </w:r>
+      <w:proofErr w:type="spellEnd"/>
+      <w:r>
+        <w:rPr>
+          <w:lang w:val="en-GB"/>
+        </w:rPr>
+        <w:t>, Random Forest, Logistic Regression, and a Multi-Layer Perceptron (MLP). All models used 5-fold</w:t>
+      </w:r>
+      <w:r>
+        <w:rPr>
+          <w:lang w:val="en-GB"/>
+        </w:rPr>
+        <w:t xml:space="preserve"> stratified cross-validation and operating threshold was kept steady, aiming for 85% sensitivity, allowing comparison of balance of sensitivity and specificity.</w:t>
+      </w:r>
+    </w:p>
+    <w:p>
+      <w:pPr>
+        <w:rPr>
+          <w:lang w:val="en-GB"/>
+        </w:rPr>
+      </w:pPr>
+      <w:r>
+        <w:rPr>
+          <w:lang w:val="en-GB"/>
+        </w:rPr>
+        <w:t xml:space="preserve">All tree-based ensemble methods attained AUROC above 0.97, and gradient boosting methods substantially outperformed Random Forest, Logistic Regression, and MLP. </w:t>
+      </w:r>
+      <w:proofErr w:type="spellStart"/>
+      <w:r>
+        <w:rPr>
+          <w:lang w:val="en-GB"/>
+        </w:rPr>
+        <w:t>CatBoost</w:t>
+      </w:r>
+      <w:proofErr w:type="spellEnd"/>
+      <w:r>
+        <w:rPr>
+          <w:lang w:val="en-GB"/>
+        </w:rPr>
+        <w:t xml:space="preserve"> showed strongest discriminative performance at baseline (AUROC 0.9863),</w:t>
+      </w:r>
     </w:p>
     <w:sectPr>
       <w:pgSz w:w="11906" w:h="16838"/>
@@ -5496,6 +6030,25 @@
       <w:spacing w:after="0" w:line="240" w:lineRule="auto"/>
     </w:pPr>
   </w:style>
+  <w:style w:type="paragraph" w:styleId="Caption">
+    <w:name w:val="caption"/>
+    <w:basedOn w:val="Normal"/>
+    <w:next w:val="Normal"/>
+    <w:uiPriority w:val="35"/>
+    <w:unhideWhenUsed/>
+    <w:qFormat/>
+    <w:rsid w:val="00260D14"/>
+    <w:pPr>
+      <w:spacing w:after="200" w:line="240" w:lineRule="auto"/>
+    </w:pPr>
+    <w:rPr>
+      <w:i/>
+      <w:iCs/>
+      <w:color w:val="0E2841" w:themeColor="text2"/>
+      <w:sz w:val="18"/>
+      <w:szCs w:val="18"/>
+    </w:rPr>
+  </w:style>
 </w:styles>
 </file>
 
